--- a/Recursos_Extras/Documentos_Scrum/DocRolesScrum/documento de visión y roles scrum.docx
+++ b/Recursos_Extras/Documentos_Scrum/DocRolesScrum/documento de visión y roles scrum.docx
@@ -1,6 +1,6 @@
 
 <file path=word/document.xml><?xml version="1.0" encoding="utf-8"?>
-<w:document xmlns:mc="http://schemas.openxmlformats.org/markup-compatibility/2006" xmlns:o="urn:schemas-microsoft-com:office:office" xmlns:r="http://schemas.openxmlformats.org/officeDocument/2006/relationships" xmlns:m="http://schemas.openxmlformats.org/officeDocument/2006/math" xmlns:v="urn:schemas-microsoft-com:vml" xmlns:wp="http://schemas.openxmlformats.org/drawingml/2006/wordprocessingDrawing" xmlns:w10="urn:schemas-microsoft-com:office:word" xmlns:w="http://schemas.openxmlformats.org/wordprocessingml/2006/main" xmlns:wne="http://schemas.microsoft.com/office/word/2006/wordml" xmlns:sl="http://schemas.openxmlformats.org/schemaLibrary/2006/main" xmlns:a="http://schemas.openxmlformats.org/drawingml/2006/main" xmlns:pic="http://schemas.openxmlformats.org/drawingml/2006/picture" xmlns:c="http://schemas.openxmlformats.org/drawingml/2006/chart" xmlns:lc="http://schemas.openxmlformats.org/drawingml/2006/lockedCanvas" xmlns:dgm="http://schemas.openxmlformats.org/drawingml/2006/diagram" xmlns:wps="http://schemas.microsoft.com/office/word/2010/wordprocessingShape" xmlns:wpg="http://schemas.microsoft.com/office/word/2010/wordprocessingGroup" xmlns:w14="http://schemas.microsoft.com/office/word/2010/wordml" xmlns:w15="http://schemas.microsoft.com/office/word/2012/wordml">
+<w:document xmlns:mc="http://schemas.openxmlformats.org/markup-compatibility/2006" xmlns:o="urn:schemas-microsoft-com:office:office" xmlns:r="http://schemas.openxmlformats.org/officeDocument/2006/relationships" xmlns:m="http://schemas.openxmlformats.org/officeDocument/2006/math" xmlns:v="urn:schemas-microsoft-com:vml" xmlns:wp="http://schemas.openxmlformats.org/drawingml/2006/wordprocessingDrawing" xmlns:w10="urn:schemas-microsoft-com:office:word" xmlns:w="http://schemas.openxmlformats.org/wordprocessingml/2006/main" xmlns:wne="http://schemas.microsoft.com/office/word/2006/wordml" xmlns:sl="http://schemas.openxmlformats.org/schemaLibrary/2006/main" xmlns:a="http://schemas.openxmlformats.org/drawingml/2006/main" xmlns:pic="http://schemas.openxmlformats.org/drawingml/2006/picture" xmlns:c="http://schemas.openxmlformats.org/drawingml/2006/chart" xmlns:lc="http://schemas.openxmlformats.org/drawingml/2006/lockedCanvas" xmlns:dgm="http://schemas.openxmlformats.org/drawingml/2006/diagram" xmlns:wps="http://schemas.microsoft.com/office/word/2010/wordprocessingShape" xmlns:wpg="http://schemas.microsoft.com/office/word/2010/wordprocessingGroup" xmlns:w14="http://schemas.microsoft.com/office/word/2010/wordml" xmlns:w15="http://schemas.microsoft.com/office/word/2012/wordml" xmlns:w16="http://schemas.microsoft.com/office/word/2018/wordml" xmlns:w16cex="http://schemas.microsoft.com/office/word/2018/wordml/cex" xmlns:w16cid="http://schemas.microsoft.com/office/word/2016/wordml/cid" xmlns="http://schemas.microsoft.com/office/tasks/2019/documenttasks" xmlns:cr="http://schemas.microsoft.com/office/comments/2020/reactions">
   <w:body>
     <w:p>
       <w:pPr>
@@ -8,6 +8,7 @@
         <w:jc w:val="center"/>
         <w:rPr>
           <w:b w:val="1"/>
+          <w:bCs w:val="1"/>
           <w:color w:val="000000"/>
           <w:sz w:val="36"/>
           <w:szCs w:val="36"/>
@@ -25,6 +26,7 @@
         <w:jc w:val="center"/>
         <w:rPr>
           <w:b w:val="1"/>
+          <w:bCs w:val="1"/>
           <w:color w:val="000000"/>
           <w:sz w:val="36"/>
           <w:szCs w:val="36"/>
@@ -42,6 +44,7 @@
         <w:jc w:val="center"/>
         <w:rPr>
           <w:b w:val="1"/>
+          <w:bCs w:val="1"/>
           <w:color w:val="000000"/>
           <w:sz w:val="36"/>
           <w:szCs w:val="36"/>
@@ -59,6 +62,7 @@
         <w:jc w:val="center"/>
         <w:rPr>
           <w:b w:val="1"/>
+          <w:bCs w:val="1"/>
           <w:color w:val="000000"/>
           <w:sz w:val="36"/>
           <w:szCs w:val="36"/>
@@ -76,6 +80,7 @@
         <w:jc w:val="center"/>
         <w:rPr>
           <w:b w:val="1"/>
+          <w:bCs w:val="1"/>
           <w:color w:val="000000"/>
           <w:sz w:val="36"/>
           <w:szCs w:val="36"/>
@@ -93,6 +98,7 @@
         <w:jc w:val="center"/>
         <w:rPr>
           <w:b w:val="1"/>
+          <w:bCs w:val="1"/>
           <w:color w:val="000000"/>
           <w:sz w:val="36"/>
           <w:szCs w:val="36"/>
@@ -110,6 +116,7 @@
         <w:jc w:val="center"/>
         <w:rPr>
           <w:b w:val="1"/>
+          <w:bCs w:val="1"/>
           <w:color w:val="000000"/>
           <w:sz w:val="36"/>
           <w:szCs w:val="36"/>
@@ -127,6 +134,7 @@
         <w:jc w:val="center"/>
         <w:rPr>
           <w:b w:val="1"/>
+          <w:bCs w:val="1"/>
           <w:color w:val="000000"/>
           <w:sz w:val="36"/>
           <w:szCs w:val="36"/>
@@ -144,6 +152,7 @@
         <w:jc w:val="center"/>
         <w:rPr>
           <w:b w:val="1"/>
+          <w:bCs w:val="1"/>
           <w:color w:val="000000"/>
           <w:sz w:val="36"/>
           <w:szCs w:val="36"/>
@@ -161,6 +170,7 @@
         <w:jc w:val="center"/>
         <w:rPr>
           <w:b w:val="1"/>
+          <w:bCs w:val="1"/>
           <w:color w:val="000000"/>
           <w:sz w:val="36"/>
           <w:szCs w:val="36"/>
@@ -179,6 +189,7 @@
         <w:jc w:val="right"/>
         <w:rPr>
           <w:b w:val="1"/>
+          <w:bCs w:val="1"/>
           <w:color w:val="000000"/>
           <w:sz w:val="48"/>
           <w:szCs w:val="48"/>
@@ -187,6 +198,7 @@
       <w:r>
         <w:rPr>
           <w:b w:val="1"/>
+          <w:bCs w:val="1"/>
           <w:color w:val="000000"/>
           <w:sz w:val="48"/>
           <w:szCs w:val="48"/>
@@ -201,6 +213,7 @@
         <w:jc w:val="right"/>
         <w:rPr>
           <w:b w:val="1"/>
+          <w:bCs w:val="1"/>
           <w:color w:val="000000"/>
           <w:sz w:val="48"/>
           <w:szCs w:val="48"/>
@@ -209,12 +222,13 @@
       <w:r>
         <w:rPr>
           <w:b w:val="1"/>
+          <w:bCs w:val="1"/>
           <w:color w:val="000000"/>
           <w:sz w:val="48"/>
           <w:szCs w:val="48"/>
           <w:rtl w:val="0"/>
         </w:rPr>
-        <w:t xml:space="preserve"> “Nombre Proyecto”</w:t>
+        <w:t xml:space="preserve"> “HomeCount_Simulator”</w:t>
       </w:r>
     </w:p>
     <w:p>
@@ -223,23 +237,24 @@
         <w:jc w:val="right"/>
         <w:rPr>
           <w:b w:val="1"/>
+          <w:bCs w:val="1"/>
           <w:i w:val="1"/>
-          <w:color w:val="00b050"/>
+          <w:iCs w:val="1"/>
           <w:sz w:val="36"/>
           <w:szCs w:val="36"/>
         </w:rPr>
       </w:pPr>
       <w:r>
         <w:rPr>
-          <w:rFonts w:ascii="Calibri" w:cs="Calibri" w:eastAsia="Calibri" w:hAnsi="Calibri"/>
           <w:b w:val="1"/>
+          <w:bCs w:val="1"/>
           <w:i w:val="1"/>
-          <w:color w:val="00b050"/>
+          <w:iCs w:val="1"/>
           <w:sz w:val="36"/>
           <w:szCs w:val="36"/>
           <w:rtl w:val="0"/>
         </w:rPr>
-        <w:t xml:space="preserve">[Siglas del Proyecto]</w:t>
+        <w:t xml:space="preserve">HCS 003</w:t>
       </w:r>
       <w:r>
         <w:rPr>
@@ -252,10 +267,10 @@
         <w:spacing w:after="0" w:line="240" w:lineRule="auto"/>
         <w:jc w:val="right"/>
         <w:rPr>
-          <w:rFonts w:ascii="Calibri" w:cs="Calibri" w:eastAsia="Calibri" w:hAnsi="Calibri"/>
           <w:b w:val="1"/>
+          <w:bCs w:val="1"/>
           <w:i w:val="1"/>
-          <w:color w:val="365f91"/>
+          <w:iCs w:val="1"/>
           <w:sz w:val="36"/>
           <w:szCs w:val="36"/>
         </w:rPr>
@@ -263,24 +278,30 @@
       <w:r>
         <w:rPr>
           <w:b w:val="1"/>
+          <w:bCs w:val="1"/>
           <w:i w:val="1"/>
+          <w:iCs w:val="1"/>
           <w:sz w:val="36"/>
           <w:szCs w:val="36"/>
           <w:rtl w:val="0"/>
         </w:rPr>
-        <w:t xml:space="preserve">Fecha:</w:t>
-      </w:r>
-      <w:r>
+        <w:t xml:space="preserve">Fecha:03/09/2026</w:t>
+      </w:r>
+      <w:r>
+        <w:rPr>
+          <w:rtl w:val="0"/>
+        </w:rPr>
+      </w:r>
+    </w:p>
+    <w:p>
+      <w:pPr>
+        <w:spacing w:after="0" w:line="240" w:lineRule="auto"/>
         <w:rPr>
           <w:b w:val="1"/>
-          <w:i w:val="1"/>
-          <w:color w:val="00b050"/>
-          <w:sz w:val="36"/>
-          <w:szCs w:val="36"/>
-          <w:rtl w:val="0"/>
-        </w:rPr>
-        <w:t xml:space="preserve">[dd/mm/aaa]</w:t>
-      </w:r>
+          <w:bCs w:val="1"/>
+          <w:color w:val="365f91"/>
+        </w:rPr>
+      </w:pPr>
       <w:r>
         <w:rPr>
           <w:rtl w:val="0"/>
@@ -292,6 +313,7 @@
         <w:spacing w:after="0" w:line="240" w:lineRule="auto"/>
         <w:rPr>
           <w:b w:val="1"/>
+          <w:bCs w:val="1"/>
           <w:color w:val="365f91"/>
         </w:rPr>
       </w:pPr>
@@ -306,6 +328,7 @@
         <w:spacing w:after="0" w:line="240" w:lineRule="auto"/>
         <w:rPr>
           <w:b w:val="1"/>
+          <w:bCs w:val="1"/>
           <w:color w:val="365f91"/>
         </w:rPr>
       </w:pPr>
@@ -320,6 +343,7 @@
         <w:spacing w:after="0" w:line="240" w:lineRule="auto"/>
         <w:rPr>
           <w:b w:val="1"/>
+          <w:bCs w:val="1"/>
           <w:color w:val="365f91"/>
         </w:rPr>
       </w:pPr>
@@ -334,6 +358,7 @@
         <w:spacing w:after="0" w:line="240" w:lineRule="auto"/>
         <w:rPr>
           <w:b w:val="1"/>
+          <w:bCs w:val="1"/>
           <w:color w:val="365f91"/>
         </w:rPr>
       </w:pPr>
@@ -348,6 +373,7 @@
         <w:spacing w:after="0" w:line="240" w:lineRule="auto"/>
         <w:rPr>
           <w:b w:val="1"/>
+          <w:bCs w:val="1"/>
           <w:color w:val="365f91"/>
         </w:rPr>
       </w:pPr>
@@ -362,6 +388,7 @@
         <w:spacing w:after="0" w:line="240" w:lineRule="auto"/>
         <w:rPr>
           <w:b w:val="1"/>
+          <w:bCs w:val="1"/>
           <w:color w:val="365f91"/>
         </w:rPr>
       </w:pPr>
@@ -376,6 +403,7 @@
         <w:spacing w:after="0" w:line="240" w:lineRule="auto"/>
         <w:rPr>
           <w:b w:val="1"/>
+          <w:bCs w:val="1"/>
           <w:color w:val="365f91"/>
         </w:rPr>
       </w:pPr>
@@ -390,6 +418,7 @@
         <w:spacing w:after="0" w:line="240" w:lineRule="auto"/>
         <w:rPr>
           <w:b w:val="1"/>
+          <w:bCs w:val="1"/>
           <w:color w:val="365f91"/>
         </w:rPr>
       </w:pPr>
@@ -404,6 +433,7 @@
         <w:spacing w:after="0" w:line="240" w:lineRule="auto"/>
         <w:rPr>
           <w:b w:val="1"/>
+          <w:bCs w:val="1"/>
           <w:color w:val="365f91"/>
         </w:rPr>
       </w:pPr>
@@ -418,6 +448,7 @@
         <w:spacing w:after="0" w:line="240" w:lineRule="auto"/>
         <w:rPr>
           <w:b w:val="1"/>
+          <w:bCs w:val="1"/>
           <w:color w:val="365f91"/>
         </w:rPr>
       </w:pPr>
@@ -432,6 +463,7 @@
         <w:spacing w:after="0" w:line="240" w:lineRule="auto"/>
         <w:rPr>
           <w:b w:val="1"/>
+          <w:bCs w:val="1"/>
           <w:color w:val="365f91"/>
         </w:rPr>
       </w:pPr>
@@ -446,6 +478,7 @@
         <w:spacing w:after="0" w:line="240" w:lineRule="auto"/>
         <w:rPr>
           <w:b w:val="1"/>
+          <w:bCs w:val="1"/>
           <w:color w:val="365f91"/>
         </w:rPr>
       </w:pPr>
@@ -460,6 +493,7 @@
         <w:spacing w:after="0" w:line="240" w:lineRule="auto"/>
         <w:rPr>
           <w:b w:val="1"/>
+          <w:bCs w:val="1"/>
           <w:color w:val="365f91"/>
         </w:rPr>
       </w:pPr>
@@ -474,6 +508,7 @@
         <w:spacing w:after="0" w:line="240" w:lineRule="auto"/>
         <w:rPr>
           <w:b w:val="1"/>
+          <w:bCs w:val="1"/>
           <w:color w:val="365f91"/>
         </w:rPr>
       </w:pPr>
@@ -488,6 +523,7 @@
         <w:spacing w:after="0" w:line="240" w:lineRule="auto"/>
         <w:rPr>
           <w:b w:val="1"/>
+          <w:bCs w:val="1"/>
           <w:color w:val="365f91"/>
         </w:rPr>
       </w:pPr>
@@ -502,6 +538,7 @@
         <w:spacing w:after="0" w:line="240" w:lineRule="auto"/>
         <w:rPr>
           <w:b w:val="1"/>
+          <w:bCs w:val="1"/>
           <w:color w:val="365f91"/>
         </w:rPr>
       </w:pPr>
@@ -516,6 +553,7 @@
         <w:spacing w:after="0" w:line="240" w:lineRule="auto"/>
         <w:rPr>
           <w:b w:val="1"/>
+          <w:bCs w:val="1"/>
           <w:color w:val="365f91"/>
         </w:rPr>
       </w:pPr>
@@ -530,6 +568,7 @@
         <w:spacing w:after="0" w:line="240" w:lineRule="auto"/>
         <w:rPr>
           <w:b w:val="1"/>
+          <w:bCs w:val="1"/>
           <w:color w:val="365f91"/>
         </w:rPr>
       </w:pPr>
@@ -544,6 +583,7 @@
         <w:spacing w:after="0" w:line="240" w:lineRule="auto"/>
         <w:rPr>
           <w:b w:val="1"/>
+          <w:bCs w:val="1"/>
           <w:color w:val="365f91"/>
         </w:rPr>
       </w:pPr>
@@ -558,6 +598,7 @@
         <w:spacing w:after="0" w:line="240" w:lineRule="auto"/>
         <w:rPr>
           <w:b w:val="1"/>
+          <w:bCs w:val="1"/>
           <w:color w:val="365f91"/>
         </w:rPr>
       </w:pPr>
@@ -569,39 +610,27 @@
     </w:p>
     <w:p>
       <w:pPr>
+        <w:rPr>
+          <w:b w:val="1"/>
+          <w:bCs w:val="1"/>
+          <w:color w:val="365f91"/>
+        </w:rPr>
+      </w:pPr>
+      <w:r>
+        <w:br w:type="page"/>
+      </w:r>
+      <w:r>
+        <w:rPr>
+          <w:rtl w:val="0"/>
+        </w:rPr>
+      </w:r>
+    </w:p>
+    <w:p>
+      <w:pPr>
         <w:spacing w:after="0" w:line="240" w:lineRule="auto"/>
         <w:rPr>
           <w:b w:val="1"/>
-          <w:color w:val="365f91"/>
-        </w:rPr>
-      </w:pPr>
-      <w:r>
-        <w:rPr>
-          <w:rtl w:val="0"/>
-        </w:rPr>
-      </w:r>
-    </w:p>
-    <w:p>
-      <w:pPr>
-        <w:rPr>
-          <w:b w:val="1"/>
-          <w:color w:val="365f91"/>
-        </w:rPr>
-      </w:pPr>
-      <w:r>
-        <w:br w:type="page"/>
-      </w:r>
-      <w:r>
-        <w:rPr>
-          <w:rtl w:val="0"/>
-        </w:rPr>
-      </w:r>
-    </w:p>
-    <w:p>
-      <w:pPr>
-        <w:spacing w:after="0" w:line="240" w:lineRule="auto"/>
-        <w:rPr>
-          <w:b w:val="1"/>
+          <w:bCs w:val="1"/>
           <w:color w:val="365f91"/>
         </w:rPr>
       </w:pPr>
@@ -625,6 +654,7 @@
       <w:r>
         <w:rPr>
           <w:b w:val="1"/>
+          <w:bCs w:val="1"/>
           <w:color w:val="365f91"/>
           <w:sz w:val="32"/>
           <w:szCs w:val="32"/>
@@ -656,8 +686,6 @@
       <w:pPr>
         <w:keepNext w:val="1"/>
         <w:keepLines w:val="1"/>
-        <w:pageBreakBefore w:val="0"/>
-        <w:widowControl w:val="1"/>
         <w:pBdr>
           <w:top w:space="0" w:sz="0" w:val="nil"/>
           <w:left w:space="0" w:sz="0" w:val="nil"/>
@@ -665,37 +693,24 @@
           <w:right w:space="0" w:sz="0" w:val="nil"/>
           <w:between w:space="0" w:sz="0" w:val="nil"/>
         </w:pBdr>
-        <w:shd w:fill="auto" w:val="clear"/>
-        <w:spacing w:after="0" w:before="480" w:line="276" w:lineRule="auto"/>
-        <w:ind w:left="0" w:right="0" w:firstLine="0"/>
-        <w:jc w:val="left"/>
+        <w:spacing w:after="0" w:before="480" w:lineRule="auto"/>
         <w:rPr>
           <w:rFonts w:ascii="Cambria" w:cs="Cambria" w:eastAsia="Cambria" w:hAnsi="Cambria"/>
           <w:b w:val="1"/>
-          <w:i w:val="0"/>
-          <w:smallCaps w:val="0"/>
-          <w:strike w:val="0"/>
+          <w:bCs w:val="1"/>
           <w:color w:val="366091"/>
           <w:sz w:val="28"/>
           <w:szCs w:val="28"/>
-          <w:u w:val="none"/>
-          <w:shd w:fill="auto" w:val="clear"/>
-          <w:vertAlign w:val="baseline"/>
         </w:rPr>
       </w:pPr>
       <w:r>
         <w:rPr>
           <w:rFonts w:ascii="Cambria" w:cs="Cambria" w:eastAsia="Cambria" w:hAnsi="Cambria"/>
           <w:b w:val="1"/>
-          <w:i w:val="0"/>
-          <w:smallCaps w:val="0"/>
-          <w:strike w:val="0"/>
+          <w:bCs w:val="1"/>
           <w:color w:val="366091"/>
           <w:sz w:val="28"/>
           <w:szCs w:val="28"/>
-          <w:u w:val="none"/>
-          <w:shd w:fill="auto" w:val="clear"/>
-          <w:vertAlign w:val="baseline"/>
           <w:rtl w:val="0"/>
         </w:rPr>
         <w:t xml:space="preserve">Contenido</w:t>
@@ -703,6 +718,7 @@
     </w:p>
     <w:sdt>
       <w:sdtPr>
+        <w:id w:val="1296537909"/>
         <w:docPartObj>
           <w:docPartGallery w:val="Table of Contents"/>
           <w:docPartUnique w:val="1"/>
@@ -711,62 +727,35 @@
       <w:sdtContent>
         <w:p>
           <w:pPr>
-            <w:keepNext w:val="0"/>
-            <w:keepLines w:val="0"/>
-            <w:pageBreakBefore w:val="0"/>
-            <w:widowControl w:val="1"/>
-            <w:pBdr>
-              <w:top w:space="0" w:sz="0" w:val="nil"/>
-              <w:left w:space="0" w:sz="0" w:val="nil"/>
-              <w:bottom w:space="0" w:sz="0" w:val="nil"/>
-              <w:right w:space="0" w:sz="0" w:val="nil"/>
-              <w:between w:space="0" w:sz="0" w:val="nil"/>
-            </w:pBdr>
-            <w:shd w:fill="auto" w:val="clear"/>
+            <w:widowControl w:val="0"/>
             <w:tabs>
-              <w:tab w:val="right" w:pos="8828"/>
+              <w:tab w:val="right" w:leader="dot" w:pos="12000"/>
             </w:tabs>
-            <w:spacing w:after="100" w:before="0" w:line="276" w:lineRule="auto"/>
-            <w:ind w:left="0" w:right="0" w:firstLine="0"/>
-            <w:jc w:val="left"/>
+            <w:spacing w:after="0" w:before="60" w:line="240" w:lineRule="auto"/>
             <w:rPr>
-              <w:rFonts w:ascii="Calibri" w:cs="Calibri" w:eastAsia="Calibri" w:hAnsi="Calibri"/>
-              <w:b w:val="0"/>
-              <w:i w:val="0"/>
-              <w:smallCaps w:val="0"/>
-              <w:strike w:val="0"/>
+              <w:b w:val="1"/>
+              <w:bCs w:val="1"/>
               <w:color w:val="000000"/>
-              <w:sz w:val="22"/>
-              <w:szCs w:val="22"/>
               <w:u w:val="none"/>
-              <w:shd w:fill="auto" w:val="clear"/>
-              <w:vertAlign w:val="baseline"/>
             </w:rPr>
           </w:pPr>
           <w:r>
             <w:fldChar w:fldCharType="begin"/>
-            <w:instrText xml:space="preserve"> TOC \h \u \z </w:instrText>
+            <w:instrText xml:space="preserve"> TOC \h \u \z \t "Heading 1,1,Heading 2,2,Heading 3,3,Heading 4,4,Heading 5,5,Heading 6,6,"</w:instrText>
             <w:fldChar w:fldCharType="separate"/>
           </w:r>
           <w:hyperlink w:anchor="_heading=h.1fob9te">
             <w:r>
               <w:rPr>
-                <w:rFonts w:ascii="Calibri" w:cs="Calibri" w:eastAsia="Calibri" w:hAnsi="Calibri"/>
-                <w:b w:val="0"/>
-                <w:i w:val="0"/>
-                <w:smallCaps w:val="0"/>
-                <w:strike w:val="0"/>
-                <w:color w:val="000000"/>
-                <w:sz w:val="22"/>
-                <w:szCs w:val="22"/>
+                <w:b w:val="1"/>
+                <w:bCs w:val="1"/>
+                <w:color w:val="000000"/>
                 <w:u w:val="none"/>
-                <w:shd w:fill="auto" w:val="clear"/>
-                <w:vertAlign w:val="baseline"/>
                 <w:rtl w:val="0"/>
               </w:rPr>
               <w:t xml:space="preserve">Datos del documento</w:t>
               <w:tab/>
-              <w:t xml:space="preserve">3</w:t>
+              <w:t xml:space="preserve">2</w:t>
             </w:r>
           </w:hyperlink>
           <w:r>
@@ -777,57 +766,27 @@
         </w:p>
         <w:p>
           <w:pPr>
-            <w:keepNext w:val="0"/>
-            <w:keepLines w:val="0"/>
-            <w:pageBreakBefore w:val="0"/>
-            <w:widowControl w:val="1"/>
-            <w:pBdr>
-              <w:top w:space="0" w:sz="0" w:val="nil"/>
-              <w:left w:space="0" w:sz="0" w:val="nil"/>
-              <w:bottom w:space="0" w:sz="0" w:val="nil"/>
-              <w:right w:space="0" w:sz="0" w:val="nil"/>
-              <w:between w:space="0" w:sz="0" w:val="nil"/>
-            </w:pBdr>
-            <w:shd w:fill="auto" w:val="clear"/>
+            <w:widowControl w:val="0"/>
             <w:tabs>
-              <w:tab w:val="right" w:pos="8828"/>
+              <w:tab w:val="right" w:leader="dot" w:pos="12000"/>
             </w:tabs>
-            <w:spacing w:after="100" w:before="0" w:line="276" w:lineRule="auto"/>
-            <w:ind w:left="0" w:right="0" w:firstLine="0"/>
-            <w:jc w:val="left"/>
+            <w:spacing w:after="0" w:before="60" w:line="240" w:lineRule="auto"/>
+            <w:ind w:left="360" w:firstLine="0"/>
             <w:rPr>
-              <w:rFonts w:ascii="Calibri" w:cs="Calibri" w:eastAsia="Calibri" w:hAnsi="Calibri"/>
-              <w:b w:val="0"/>
-              <w:i w:val="0"/>
-              <w:smallCaps w:val="0"/>
-              <w:strike w:val="0"/>
               <w:color w:val="000000"/>
-              <w:sz w:val="22"/>
-              <w:szCs w:val="22"/>
               <w:u w:val="none"/>
-              <w:shd w:fill="auto" w:val="clear"/>
-              <w:vertAlign w:val="baseline"/>
             </w:rPr>
           </w:pPr>
-          <w:hyperlink w:anchor="_heading=h.tyjcwt">
-            <w:r>
-              <w:rPr>
-                <w:rFonts w:ascii="Calibri" w:cs="Calibri" w:eastAsia="Calibri" w:hAnsi="Calibri"/>
-                <w:b w:val="0"/>
-                <w:i w:val="0"/>
-                <w:smallCaps w:val="0"/>
-                <w:strike w:val="0"/>
-                <w:color w:val="000000"/>
-                <w:sz w:val="22"/>
-                <w:szCs w:val="22"/>
+          <w:hyperlink w:anchor="_heading=h.u3obpg9nm76h">
+            <w:r>
+              <w:rPr>
+                <w:color w:val="000000"/>
                 <w:u w:val="none"/>
-                <w:shd w:fill="auto" w:val="clear"/>
-                <w:vertAlign w:val="baseline"/>
-                <w:rtl w:val="0"/>
-              </w:rPr>
-              <w:t xml:space="preserve">Visión del Proyecto Scrum “ nombre del proyecto”</w:t>
+                <w:rtl w:val="0"/>
+              </w:rPr>
+              <w:t xml:space="preserve">Histórico de Revisiones</w:t>
               <w:tab/>
-              <w:t xml:space="preserve">4</w:t>
+              <w:t xml:space="preserve">2</w:t>
             </w:r>
           </w:hyperlink>
           <w:r>
@@ -838,57 +797,27 @@
         </w:p>
         <w:p>
           <w:pPr>
-            <w:keepNext w:val="0"/>
-            <w:keepLines w:val="0"/>
-            <w:pageBreakBefore w:val="0"/>
-            <w:widowControl w:val="1"/>
-            <w:pBdr>
-              <w:top w:space="0" w:sz="0" w:val="nil"/>
-              <w:left w:space="0" w:sz="0" w:val="nil"/>
-              <w:bottom w:space="0" w:sz="0" w:val="nil"/>
-              <w:right w:space="0" w:sz="0" w:val="nil"/>
-              <w:between w:space="0" w:sz="0" w:val="nil"/>
-            </w:pBdr>
-            <w:shd w:fill="auto" w:val="clear"/>
+            <w:widowControl w:val="0"/>
             <w:tabs>
-              <w:tab w:val="right" w:pos="8828"/>
+              <w:tab w:val="right" w:leader="dot" w:pos="12000"/>
             </w:tabs>
-            <w:spacing w:after="100" w:before="0" w:line="276" w:lineRule="auto"/>
-            <w:ind w:left="0" w:right="0" w:firstLine="0"/>
-            <w:jc w:val="left"/>
+            <w:spacing w:after="0" w:before="60" w:line="240" w:lineRule="auto"/>
+            <w:ind w:left="360" w:firstLine="0"/>
             <w:rPr>
-              <w:rFonts w:ascii="Calibri" w:cs="Calibri" w:eastAsia="Calibri" w:hAnsi="Calibri"/>
-              <w:b w:val="0"/>
-              <w:i w:val="0"/>
-              <w:smallCaps w:val="0"/>
-              <w:strike w:val="0"/>
               <w:color w:val="000000"/>
-              <w:sz w:val="22"/>
-              <w:szCs w:val="22"/>
               <w:u w:val="none"/>
-              <w:shd w:fill="auto" w:val="clear"/>
-              <w:vertAlign w:val="baseline"/>
             </w:rPr>
           </w:pPr>
-          <w:hyperlink w:anchor="_heading=h.3dy6vkm">
-            <w:r>
-              <w:rPr>
-                <w:rFonts w:ascii="Calibri" w:cs="Calibri" w:eastAsia="Calibri" w:hAnsi="Calibri"/>
-                <w:b w:val="0"/>
-                <w:i w:val="0"/>
-                <w:smallCaps w:val="0"/>
-                <w:strike w:val="0"/>
-                <w:color w:val="000000"/>
-                <w:sz w:val="22"/>
-                <w:szCs w:val="22"/>
+          <w:hyperlink w:anchor="_heading=h.3znysh7">
+            <w:r>
+              <w:rPr>
+                <w:color w:val="000000"/>
                 <w:u w:val="none"/>
-                <w:shd w:fill="auto" w:val="clear"/>
-                <w:vertAlign w:val="baseline"/>
-                <w:rtl w:val="0"/>
-              </w:rPr>
-              <w:t xml:space="preserve">Definición de Roles</w:t>
+                <w:rtl w:val="0"/>
+              </w:rPr>
+              <w:t xml:space="preserve">Información del Proyecto</w:t>
               <w:tab/>
-              <w:t xml:space="preserve">5</w:t>
+              <w:t xml:space="preserve">2</w:t>
             </w:r>
           </w:hyperlink>
           <w:r>
@@ -899,8 +828,97 @@
         </w:p>
         <w:p>
           <w:pPr>
-            <w:rPr/>
+            <w:widowControl w:val="0"/>
+            <w:tabs>
+              <w:tab w:val="right" w:leader="dot" w:pos="12000"/>
+            </w:tabs>
+            <w:spacing w:after="0" w:before="60" w:line="240" w:lineRule="auto"/>
+            <w:ind w:left="360" w:firstLine="0"/>
+            <w:rPr>
+              <w:color w:val="000000"/>
+              <w:u w:val="none"/>
+            </w:rPr>
           </w:pPr>
+          <w:hyperlink w:anchor="_heading=h.umb33wg9l3bg">
+            <w:r>
+              <w:rPr>
+                <w:color w:val="000000"/>
+                <w:u w:val="none"/>
+                <w:rtl w:val="0"/>
+              </w:rPr>
+              <w:t xml:space="preserve">Integrantes</w:t>
+              <w:tab/>
+              <w:t xml:space="preserve">2</w:t>
+            </w:r>
+          </w:hyperlink>
+          <w:r>
+            <w:rPr>
+              <w:rtl w:val="0"/>
+            </w:rPr>
+          </w:r>
+        </w:p>
+        <w:p>
+          <w:pPr>
+            <w:widowControl w:val="0"/>
+            <w:tabs>
+              <w:tab w:val="right" w:leader="dot" w:pos="12000"/>
+            </w:tabs>
+            <w:spacing w:after="0" w:before="60" w:line="240" w:lineRule="auto"/>
+            <w:rPr>
+              <w:b w:val="1"/>
+              <w:bCs w:val="1"/>
+              <w:color w:val="000000"/>
+              <w:u w:val="none"/>
+            </w:rPr>
+          </w:pPr>
+          <w:hyperlink w:anchor="_heading=h.tyjcwt">
+            <w:r>
+              <w:rPr>
+                <w:b w:val="1"/>
+                <w:bCs w:val="1"/>
+                <w:color w:val="000000"/>
+                <w:u w:val="none"/>
+                <w:rtl w:val="0"/>
+              </w:rPr>
+              <w:t xml:space="preserve">Visión del Proyecto Scrum “HomeCount_Simulator”</w:t>
+              <w:tab/>
+              <w:t xml:space="preserve">4</w:t>
+            </w:r>
+          </w:hyperlink>
+          <w:r>
+            <w:rPr>
+              <w:rtl w:val="0"/>
+            </w:rPr>
+          </w:r>
+        </w:p>
+        <w:p>
+          <w:pPr>
+            <w:widowControl w:val="0"/>
+            <w:tabs>
+              <w:tab w:val="right" w:leader="dot" w:pos="12000"/>
+            </w:tabs>
+            <w:spacing w:after="0" w:before="60" w:line="240" w:lineRule="auto"/>
+            <w:rPr>
+              <w:b w:val="1"/>
+              <w:bCs w:val="1"/>
+              <w:color w:val="000000"/>
+              <w:u w:val="none"/>
+            </w:rPr>
+          </w:pPr>
+          <w:hyperlink w:anchor="_heading=h.3dy6vkm">
+            <w:r>
+              <w:rPr>
+                <w:b w:val="1"/>
+                <w:bCs w:val="1"/>
+                <w:color w:val="000000"/>
+                <w:u w:val="none"/>
+                <w:rtl w:val="0"/>
+              </w:rPr>
+              <w:t xml:space="preserve">Definición de Roles</w:t>
+              <w:tab/>
+              <w:t xml:space="preserve">5</w:t>
+            </w:r>
+          </w:hyperlink>
           <w:r>
             <w:rPr>
               <w:rtl w:val="0"/>
@@ -917,6 +935,7 @@
         <w:rPr>
           <w:rFonts w:ascii="Cambria" w:cs="Cambria" w:eastAsia="Cambria" w:hAnsi="Cambria"/>
           <w:b w:val="1"/>
+          <w:bCs w:val="1"/>
           <w:color w:val="366091"/>
           <w:sz w:val="28"/>
           <w:szCs w:val="28"/>
@@ -925,9 +944,6 @@
       <w:bookmarkStart w:colFirst="0" w:colLast="0" w:name="_heading=h.30j0zll" w:id="1"/>
       <w:bookmarkEnd w:id="1"/>
       <w:r>
-        <w:br w:type="page"/>
-      </w:r>
-      <w:r>
         <w:rPr>
           <w:rtl w:val="0"/>
         </w:rPr>
@@ -964,21 +980,33 @@
     </w:p>
     <w:p>
       <w:pPr>
+        <w:pStyle w:val="Heading2"/>
         <w:spacing w:after="0" w:line="240" w:lineRule="auto"/>
-        <w:rPr>
-          <w:color w:val="000000"/>
+        <w:rPr/>
+      </w:pPr>
+      <w:bookmarkStart w:colFirst="0" w:colLast="0" w:name="_heading=h.u3obpg9nm76h" w:id="3"/>
+      <w:bookmarkEnd w:id="3"/>
+      <w:r>
+        <w:rPr>
+          <w:rtl w:val="0"/>
+        </w:rPr>
+        <w:t xml:space="preserve">Histórico de Revisiones</w:t>
+      </w:r>
+    </w:p>
+    <w:p>
+      <w:pPr>
+        <w:spacing w:after="0" w:line="240" w:lineRule="auto"/>
+        <w:rPr>
+          <w:b w:val="1"/>
+          <w:bCs w:val="1"/>
           <w:sz w:val="24"/>
           <w:szCs w:val="24"/>
         </w:rPr>
       </w:pPr>
       <w:r>
         <w:rPr>
-          <w:color w:val="000000"/>
-          <w:sz w:val="24"/>
-          <w:szCs w:val="24"/>
-          <w:rtl w:val="0"/>
-        </w:rPr>
-        <w:t xml:space="preserve">Histórico de Revisiones</w:t>
+          <w:rtl w:val="0"/>
+        </w:rPr>
       </w:r>
     </w:p>
     <w:tbl>
@@ -986,7 +1014,6 @@
         <w:tblStyle w:val="Table1"/>
         <w:tblW w:w="8828.0" w:type="dxa"/>
         <w:jc w:val="left"/>
-        <w:tblInd w:w="0.0" w:type="dxa"/>
         <w:tblBorders>
           <w:top w:color="000000" w:space="0" w:sz="4" w:val="single"/>
           <w:left w:color="000000" w:space="0" w:sz="4" w:val="single"/>
@@ -1022,9 +1049,12 @@
           <w:p>
             <w:pPr>
               <w:tabs>
-                <w:tab w:val="left" w:pos="1276"/>
+                <w:tab w:val="left" w:leader="none" w:pos="1276"/>
               </w:tabs>
-              <w:rPr>
+              <w:jc w:val="center"/>
+              <w:rPr>
+                <w:b w:val="1"/>
+                <w:bCs w:val="1"/>
                 <w:color w:val="000000"/>
                 <w:sz w:val="24"/>
                 <w:szCs w:val="24"/>
@@ -1032,6 +1062,8 @@
             </w:pPr>
             <w:r>
               <w:rPr>
+                <w:b w:val="1"/>
+                <w:bCs w:val="1"/>
                 <w:color w:val="000000"/>
                 <w:sz w:val="24"/>
                 <w:szCs w:val="24"/>
@@ -1046,9 +1078,12 @@
           <w:p>
             <w:pPr>
               <w:tabs>
-                <w:tab w:val="left" w:pos="1276"/>
+                <w:tab w:val="left" w:leader="none" w:pos="1276"/>
               </w:tabs>
-              <w:rPr>
+              <w:jc w:val="center"/>
+              <w:rPr>
+                <w:b w:val="1"/>
+                <w:bCs w:val="1"/>
                 <w:color w:val="000000"/>
                 <w:sz w:val="24"/>
                 <w:szCs w:val="24"/>
@@ -1056,6 +1091,8 @@
             </w:pPr>
             <w:r>
               <w:rPr>
+                <w:b w:val="1"/>
+                <w:bCs w:val="1"/>
                 <w:color w:val="000000"/>
                 <w:sz w:val="24"/>
                 <w:szCs w:val="24"/>
@@ -1070,9 +1107,12 @@
           <w:p>
             <w:pPr>
               <w:tabs>
-                <w:tab w:val="left" w:pos="1276"/>
+                <w:tab w:val="left" w:leader="none" w:pos="1276"/>
               </w:tabs>
-              <w:rPr>
+              <w:jc w:val="center"/>
+              <w:rPr>
+                <w:b w:val="1"/>
+                <w:bCs w:val="1"/>
                 <w:color w:val="000000"/>
                 <w:sz w:val="24"/>
                 <w:szCs w:val="24"/>
@@ -1080,6 +1120,8 @@
             </w:pPr>
             <w:r>
               <w:rPr>
+                <w:b w:val="1"/>
+                <w:bCs w:val="1"/>
                 <w:color w:val="000000"/>
                 <w:sz w:val="24"/>
                 <w:szCs w:val="24"/>
@@ -1094,9 +1136,12 @@
           <w:p>
             <w:pPr>
               <w:tabs>
-                <w:tab w:val="left" w:pos="1276"/>
+                <w:tab w:val="left" w:leader="none" w:pos="1276"/>
               </w:tabs>
-              <w:rPr>
+              <w:jc w:val="center"/>
+              <w:rPr>
+                <w:b w:val="1"/>
+                <w:bCs w:val="1"/>
                 <w:color w:val="000000"/>
                 <w:sz w:val="24"/>
                 <w:szCs w:val="24"/>
@@ -1104,12 +1149,24 @@
             </w:pPr>
             <w:r>
               <w:rPr>
-                <w:color w:val="000000"/>
+                <w:b w:val="1"/>
+                <w:bCs w:val="1"/>
                 <w:sz w:val="24"/>
                 <w:szCs w:val="24"/>
                 <w:rtl w:val="0"/>
               </w:rPr>
-              <w:t xml:space="preserve">autor</w:t>
+              <w:t xml:space="preserve">A</w:t>
+            </w:r>
+            <w:r>
+              <w:rPr>
+                <w:b w:val="1"/>
+                <w:bCs w:val="1"/>
+                <w:color w:val="000000"/>
+                <w:sz w:val="24"/>
+                <w:szCs w:val="24"/>
+                <w:rtl w:val="0"/>
+              </w:rPr>
+              <w:t xml:space="preserve">utor</w:t>
             </w:r>
           </w:p>
         </w:tc>
@@ -1124,7 +1181,7 @@
           <w:p>
             <w:pPr>
               <w:tabs>
-                <w:tab w:val="left" w:pos="1276"/>
+                <w:tab w:val="left" w:leader="none" w:pos="1276"/>
               </w:tabs>
               <w:rPr>
                 <w:color w:val="000000"/>
@@ -1134,28 +1191,12 @@
             </w:pPr>
             <w:r>
               <w:rPr>
-                <w:rtl w:val="0"/>
-              </w:rPr>
-            </w:r>
-          </w:p>
-        </w:tc>
-        <w:tc>
-          <w:tcPr/>
-          <w:p>
-            <w:pPr>
-              <w:tabs>
-                <w:tab w:val="left" w:pos="1276"/>
-              </w:tabs>
-              <w:rPr>
                 <w:color w:val="000000"/>
                 <w:sz w:val="24"/>
                 <w:szCs w:val="24"/>
-              </w:rPr>
-            </w:pPr>
-            <w:r>
-              <w:rPr>
-                <w:rtl w:val="0"/>
-              </w:rPr>
+                <w:rtl w:val="0"/>
+              </w:rPr>
+              <w:t xml:space="preserve">1.0.1</w:t>
             </w:r>
           </w:p>
         </w:tc>
@@ -1164,7 +1205,7 @@
           <w:p>
             <w:pPr>
               <w:tabs>
-                <w:tab w:val="left" w:pos="1276"/>
+                <w:tab w:val="left" w:leader="none" w:pos="1276"/>
               </w:tabs>
               <w:rPr>
                 <w:color w:val="000000"/>
@@ -1174,43 +1215,21 @@
             </w:pPr>
             <w:r>
               <w:rPr>
-                <w:rtl w:val="0"/>
-              </w:rPr>
-            </w:r>
-          </w:p>
-        </w:tc>
-        <w:tc>
-          <w:tcPr/>
-          <w:p>
-            <w:pPr>
-              <w:tabs>
-                <w:tab w:val="left" w:pos="1276"/>
-              </w:tabs>
-              <w:rPr>
                 <w:color w:val="000000"/>
                 <w:sz w:val="24"/>
                 <w:szCs w:val="24"/>
-              </w:rPr>
-            </w:pPr>
-            <w:r>
-              <w:rPr>
-                <w:rtl w:val="0"/>
-              </w:rPr>
-            </w:r>
-          </w:p>
-        </w:tc>
-      </w:tr>
-      <w:tr>
-        <w:trPr>
-          <w:cantSplit w:val="0"/>
-          <w:tblHeader w:val="0"/>
-        </w:trPr>
+                <w:rtl w:val="0"/>
+              </w:rPr>
+              <w:t xml:space="preserve">03-09-2026</w:t>
+            </w:r>
+          </w:p>
+        </w:tc>
         <w:tc>
           <w:tcPr/>
           <w:p>
             <w:pPr>
               <w:tabs>
-                <w:tab w:val="left" w:pos="1276"/>
+                <w:tab w:val="left" w:leader="none" w:pos="1276"/>
               </w:tabs>
               <w:rPr>
                 <w:color w:val="000000"/>
@@ -1220,44 +1239,21 @@
             </w:pPr>
             <w:r>
               <w:rPr>
-                <w:rtl w:val="0"/>
-              </w:rPr>
-            </w:r>
-          </w:p>
-        </w:tc>
-        <w:tc>
-          <w:tcPr/>
-          <w:p>
-            <w:pPr>
-              <w:tabs>
-                <w:tab w:val="left" w:pos="1276"/>
-              </w:tabs>
-              <w:rPr>
                 <w:color w:val="000000"/>
                 <w:sz w:val="24"/>
                 <w:szCs w:val="24"/>
-              </w:rPr>
-            </w:pPr>
-            <w:r>
-              <w:rPr>
-                <w:rtl w:val="0"/>
-              </w:rPr>
-            </w:r>
-          </w:p>
-        </w:tc>
-        <w:tc>
-          <w:tcPr/>
-          <w:p>
-            <w:pPr>
-              <w:tabs>
-                <w:tab w:val="left" w:pos="1276"/>
-              </w:tabs>
-              <w:rPr>
-                <w:color w:val="000000"/>
+                <w:rtl w:val="0"/>
+              </w:rPr>
+              <w:t xml:space="preserve">Ingesta de roles</w:t>
+            </w:r>
+            <w:r>
+              <w:rPr>
                 <w:sz w:val="24"/>
                 <w:szCs w:val="24"/>
-              </w:rPr>
-            </w:pPr>
+                <w:rtl w:val="0"/>
+              </w:rPr>
+              <w:t xml:space="preserve"> scrum</w:t>
+            </w:r>
             <w:r>
               <w:rPr>
                 <w:rtl w:val="0"/>
@@ -1270,7 +1266,7 @@
           <w:p>
             <w:pPr>
               <w:tabs>
-                <w:tab w:val="left" w:pos="1276"/>
+                <w:tab w:val="left" w:leader="none" w:pos="1276"/>
               </w:tabs>
               <w:rPr>
                 <w:color w:val="000000"/>
@@ -1280,94 +1276,12 @@
             </w:pPr>
             <w:r>
               <w:rPr>
-                <w:rtl w:val="0"/>
-              </w:rPr>
-            </w:r>
-          </w:p>
-        </w:tc>
-      </w:tr>
-      <w:tr>
-        <w:trPr>
-          <w:cantSplit w:val="0"/>
-          <w:tblHeader w:val="0"/>
-        </w:trPr>
-        <w:tc>
-          <w:tcPr/>
-          <w:p>
-            <w:pPr>
-              <w:tabs>
-                <w:tab w:val="left" w:pos="1276"/>
-              </w:tabs>
-              <w:rPr>
                 <w:color w:val="000000"/>
                 <w:sz w:val="24"/>
                 <w:szCs w:val="24"/>
-              </w:rPr>
-            </w:pPr>
-            <w:r>
-              <w:rPr>
-                <w:rtl w:val="0"/>
-              </w:rPr>
-            </w:r>
-          </w:p>
-        </w:tc>
-        <w:tc>
-          <w:tcPr/>
-          <w:p>
-            <w:pPr>
-              <w:tabs>
-                <w:tab w:val="left" w:pos="1276"/>
-              </w:tabs>
-              <w:rPr>
-                <w:color w:val="000000"/>
-                <w:sz w:val="24"/>
-                <w:szCs w:val="24"/>
-              </w:rPr>
-            </w:pPr>
-            <w:r>
-              <w:rPr>
-                <w:rtl w:val="0"/>
-              </w:rPr>
-            </w:r>
-          </w:p>
-        </w:tc>
-        <w:tc>
-          <w:tcPr/>
-          <w:p>
-            <w:pPr>
-              <w:tabs>
-                <w:tab w:val="left" w:pos="1276"/>
-              </w:tabs>
-              <w:rPr>
-                <w:color w:val="000000"/>
-                <w:sz w:val="24"/>
-                <w:szCs w:val="24"/>
-              </w:rPr>
-            </w:pPr>
-            <w:r>
-              <w:rPr>
-                <w:rtl w:val="0"/>
-              </w:rPr>
-            </w:r>
-          </w:p>
-        </w:tc>
-        <w:tc>
-          <w:tcPr/>
-          <w:p>
-            <w:pPr>
-              <w:tabs>
-                <w:tab w:val="left" w:pos="1276"/>
-              </w:tabs>
-              <w:rPr>
-                <w:color w:val="000000"/>
-                <w:sz w:val="24"/>
-                <w:szCs w:val="24"/>
-              </w:rPr>
-            </w:pPr>
-            <w:r>
-              <w:rPr>
-                <w:rtl w:val="0"/>
-              </w:rPr>
+                <w:rtl w:val="0"/>
+              </w:rPr>
+              <w:t xml:space="preserve">Benjamín Núñez</w:t>
             </w:r>
           </w:p>
         </w:tc>
@@ -1376,7 +1290,7 @@
     <w:p>
       <w:pPr>
         <w:tabs>
-          <w:tab w:val="left" w:pos="1276"/>
+          <w:tab w:val="left" w:leader="none" w:pos="1276"/>
         </w:tabs>
         <w:rPr>
           <w:color w:val="000000"/>
@@ -1393,23 +1307,35 @@
     </w:p>
     <w:p>
       <w:pPr>
+        <w:pStyle w:val="Heading2"/>
         <w:spacing w:after="0" w:line="240" w:lineRule="auto"/>
-        <w:rPr>
-          <w:color w:val="000000"/>
+        <w:rPr/>
+      </w:pPr>
+      <w:bookmarkStart w:colFirst="0" w:colLast="0" w:name="_heading=h.3znysh7" w:id="4"/>
+      <w:bookmarkEnd w:id="4"/>
+      <w:r>
+        <w:rPr>
+          <w:rtl w:val="0"/>
+        </w:rPr>
+        <w:t xml:space="preserve">Información del Proyecto</w:t>
+      </w:r>
+    </w:p>
+    <w:p>
+      <w:pPr>
+        <w:spacing w:after="0" w:line="240" w:lineRule="auto"/>
+        <w:rPr>
+          <w:b w:val="1"/>
+          <w:bCs w:val="1"/>
           <w:sz w:val="24"/>
           <w:szCs w:val="24"/>
         </w:rPr>
       </w:pPr>
-      <w:bookmarkStart w:colFirst="0" w:colLast="0" w:name="_heading=h.3znysh7" w:id="3"/>
-      <w:bookmarkEnd w:id="3"/>
-      <w:r>
-        <w:rPr>
-          <w:color w:val="000000"/>
-          <w:sz w:val="24"/>
-          <w:szCs w:val="24"/>
-          <w:rtl w:val="0"/>
-        </w:rPr>
-        <w:t xml:space="preserve">Información del Proyecto</w:t>
+      <w:bookmarkStart w:colFirst="0" w:colLast="0" w:name="_heading=h.rkjpelxy4hz3" w:id="5"/>
+      <w:bookmarkEnd w:id="5"/>
+      <w:r>
+        <w:rPr>
+          <w:rtl w:val="0"/>
+        </w:rPr>
       </w:r>
     </w:p>
     <w:tbl>
@@ -1445,18 +1371,20 @@
           <w:tblHeader w:val="0"/>
         </w:trPr>
         <w:tc>
-          <w:tcPr>
-            <w:shd w:fill="auto" w:val="clear"/>
-          </w:tcPr>
+          <w:tcPr/>
           <w:p>
             <w:pPr>
               <w:spacing w:after="0" w:line="240" w:lineRule="auto"/>
               <w:rPr>
-                <w:color w:val="000000"/>
-              </w:rPr>
-            </w:pPr>
-            <w:r>
-              <w:rPr>
+                <w:b w:val="1"/>
+                <w:bCs w:val="1"/>
+                <w:color w:val="000000"/>
+              </w:rPr>
+            </w:pPr>
+            <w:r>
+              <w:rPr>
+                <w:b w:val="1"/>
+                <w:bCs w:val="1"/>
                 <w:color w:val="000000"/>
                 <w:rtl w:val="0"/>
               </w:rPr>
@@ -1465,9 +1393,7 @@
           </w:p>
         </w:tc>
         <w:tc>
-          <w:tcPr>
-            <w:shd w:fill="auto" w:val="clear"/>
-          </w:tcPr>
+          <w:tcPr/>
           <w:p>
             <w:pPr>
               <w:spacing w:after="0" w:line="240" w:lineRule="auto"/>
@@ -1491,18 +1417,20 @@
           <w:tblHeader w:val="0"/>
         </w:trPr>
         <w:tc>
-          <w:tcPr>
-            <w:shd w:fill="auto" w:val="clear"/>
-          </w:tcPr>
+          <w:tcPr/>
           <w:p>
             <w:pPr>
               <w:spacing w:after="0" w:line="240" w:lineRule="auto"/>
               <w:rPr>
-                <w:color w:val="000000"/>
-              </w:rPr>
-            </w:pPr>
-            <w:r>
-              <w:rPr>
+                <w:b w:val="1"/>
+                <w:bCs w:val="1"/>
+                <w:color w:val="000000"/>
+              </w:rPr>
+            </w:pPr>
+            <w:r>
+              <w:rPr>
+                <w:b w:val="1"/>
+                <w:bCs w:val="1"/>
                 <w:color w:val="000000"/>
                 <w:rtl w:val="0"/>
               </w:rPr>
@@ -1511,9 +1439,7 @@
           </w:p>
         </w:tc>
         <w:tc>
-          <w:tcPr>
-            <w:shd w:fill="auto" w:val="clear"/>
-          </w:tcPr>
+          <w:tcPr/>
           <w:p>
             <w:pPr>
               <w:spacing w:after="0" w:line="240" w:lineRule="auto"/>
@@ -1523,8 +1449,10 @@
             </w:pPr>
             <w:r>
               <w:rPr>
-                <w:rtl w:val="0"/>
-              </w:rPr>
+                <w:color w:val="000000"/>
+                <w:rtl w:val="0"/>
+              </w:rPr>
+              <w:t xml:space="preserve">Capstone_001D</w:t>
             </w:r>
           </w:p>
         </w:tc>
@@ -1535,18 +1463,20 @@
           <w:tblHeader w:val="0"/>
         </w:trPr>
         <w:tc>
-          <w:tcPr>
-            <w:shd w:fill="auto" w:val="clear"/>
-          </w:tcPr>
+          <w:tcPr/>
           <w:p>
             <w:pPr>
               <w:spacing w:after="0" w:line="240" w:lineRule="auto"/>
               <w:rPr>
-                <w:color w:val="000000"/>
-              </w:rPr>
-            </w:pPr>
-            <w:r>
-              <w:rPr>
+                <w:b w:val="1"/>
+                <w:bCs w:val="1"/>
+                <w:color w:val="000000"/>
+              </w:rPr>
+            </w:pPr>
+            <w:r>
+              <w:rPr>
+                <w:b w:val="1"/>
+                <w:bCs w:val="1"/>
                 <w:color w:val="000000"/>
                 <w:rtl w:val="0"/>
               </w:rPr>
@@ -1555,9 +1485,7 @@
           </w:p>
         </w:tc>
         <w:tc>
-          <w:tcPr>
-            <w:shd w:fill="auto" w:val="clear"/>
-          </w:tcPr>
+          <w:tcPr/>
           <w:p>
             <w:pPr>
               <w:spacing w:after="0" w:line="240" w:lineRule="auto"/>
@@ -1567,8 +1495,10 @@
             </w:pPr>
             <w:r>
               <w:rPr>
-                <w:rtl w:val="0"/>
-              </w:rPr>
+                <w:color w:val="000000"/>
+                <w:rtl w:val="0"/>
+              </w:rPr>
+              <w:t xml:space="preserve">“HomeCount_Simulator”</w:t>
             </w:r>
           </w:p>
         </w:tc>
@@ -1579,18 +1509,20 @@
           <w:tblHeader w:val="0"/>
         </w:trPr>
         <w:tc>
-          <w:tcPr>
-            <w:shd w:fill="auto" w:val="clear"/>
-          </w:tcPr>
+          <w:tcPr/>
           <w:p>
             <w:pPr>
               <w:spacing w:after="0" w:line="240" w:lineRule="auto"/>
               <w:rPr>
-                <w:color w:val="000000"/>
-              </w:rPr>
-            </w:pPr>
-            <w:r>
-              <w:rPr>
+                <w:b w:val="1"/>
+                <w:bCs w:val="1"/>
+                <w:color w:val="000000"/>
+              </w:rPr>
+            </w:pPr>
+            <w:r>
+              <w:rPr>
+                <w:b w:val="1"/>
+                <w:bCs w:val="1"/>
                 <w:color w:val="000000"/>
                 <w:rtl w:val="0"/>
               </w:rPr>
@@ -1599,9 +1531,7 @@
           </w:p>
         </w:tc>
         <w:tc>
-          <w:tcPr>
-            <w:shd w:fill="auto" w:val="clear"/>
-          </w:tcPr>
+          <w:tcPr/>
           <w:p>
             <w:pPr>
               <w:spacing w:after="0" w:line="240" w:lineRule="auto"/>
@@ -1611,8 +1541,10 @@
             </w:pPr>
             <w:r>
               <w:rPr>
-                <w:rtl w:val="0"/>
-              </w:rPr>
+                <w:color w:val="000000"/>
+                <w:rtl w:val="0"/>
+              </w:rPr>
+              <w:t xml:space="preserve">11-08-2026</w:t>
             </w:r>
           </w:p>
         </w:tc>
@@ -1623,18 +1555,20 @@
           <w:tblHeader w:val="0"/>
         </w:trPr>
         <w:tc>
-          <w:tcPr>
-            <w:shd w:fill="auto" w:val="clear"/>
-          </w:tcPr>
+          <w:tcPr/>
           <w:p>
             <w:pPr>
               <w:spacing w:after="0" w:line="240" w:lineRule="auto"/>
               <w:rPr>
-                <w:color w:val="000000"/>
-              </w:rPr>
-            </w:pPr>
-            <w:r>
-              <w:rPr>
+                <w:b w:val="1"/>
+                <w:bCs w:val="1"/>
+                <w:color w:val="000000"/>
+              </w:rPr>
+            </w:pPr>
+            <w:r>
+              <w:rPr>
+                <w:b w:val="1"/>
+                <w:bCs w:val="1"/>
                 <w:color w:val="000000"/>
                 <w:rtl w:val="0"/>
               </w:rPr>
@@ -1643,9 +1577,7 @@
           </w:p>
         </w:tc>
         <w:tc>
-          <w:tcPr>
-            <w:shd w:fill="auto" w:val="clear"/>
-          </w:tcPr>
+          <w:tcPr/>
           <w:p>
             <w:pPr>
               <w:spacing w:after="0" w:line="240" w:lineRule="auto"/>
@@ -1653,6 +1585,12 @@
                 <w:color w:val="000000"/>
               </w:rPr>
             </w:pPr>
+            <w:r>
+              <w:rPr>
+                <w:rtl w:val="0"/>
+              </w:rPr>
+              <w:t xml:space="preserve">22-12-2026</w:t>
+            </w:r>
             <w:r>
               <w:rPr>
                 <w:rtl w:val="0"/>
@@ -1667,18 +1605,20 @@
           <w:tblHeader w:val="0"/>
         </w:trPr>
         <w:tc>
-          <w:tcPr>
-            <w:shd w:fill="auto" w:val="clear"/>
-          </w:tcPr>
+          <w:tcPr/>
           <w:p>
             <w:pPr>
               <w:spacing w:after="0" w:line="240" w:lineRule="auto"/>
               <w:rPr>
-                <w:color w:val="000000"/>
-              </w:rPr>
-            </w:pPr>
-            <w:r>
-              <w:rPr>
+                <w:b w:val="1"/>
+                <w:bCs w:val="1"/>
+                <w:color w:val="000000"/>
+              </w:rPr>
+            </w:pPr>
+            <w:r>
+              <w:rPr>
+                <w:b w:val="1"/>
+                <w:bCs w:val="1"/>
                 <w:color w:val="000000"/>
                 <w:rtl w:val="0"/>
               </w:rPr>
@@ -1687,9 +1627,7 @@
           </w:p>
         </w:tc>
         <w:tc>
-          <w:tcPr>
-            <w:shd w:fill="auto" w:val="clear"/>
-          </w:tcPr>
+          <w:tcPr/>
           <w:p>
             <w:pPr>
               <w:spacing w:after="0" w:line="240" w:lineRule="auto"/>
@@ -1711,18 +1649,20 @@
           <w:tblHeader w:val="0"/>
         </w:trPr>
         <w:tc>
-          <w:tcPr>
-            <w:shd w:fill="auto" w:val="clear"/>
-          </w:tcPr>
+          <w:tcPr/>
           <w:p>
             <w:pPr>
               <w:spacing w:after="0" w:line="240" w:lineRule="auto"/>
               <w:rPr>
-                <w:color w:val="000000"/>
-              </w:rPr>
-            </w:pPr>
-            <w:r>
-              <w:rPr>
+                <w:b w:val="1"/>
+                <w:bCs w:val="1"/>
+                <w:color w:val="000000"/>
+              </w:rPr>
+            </w:pPr>
+            <w:r>
+              <w:rPr>
+                <w:b w:val="1"/>
+                <w:bCs w:val="1"/>
                 <w:color w:val="000000"/>
                 <w:rtl w:val="0"/>
               </w:rPr>
@@ -1731,9 +1671,7 @@
           </w:p>
         </w:tc>
         <w:tc>
-          <w:tcPr>
-            <w:shd w:fill="auto" w:val="clear"/>
-          </w:tcPr>
+          <w:tcPr/>
           <w:p>
             <w:pPr>
               <w:spacing w:after="0" w:line="240" w:lineRule="auto"/>
@@ -1741,6 +1679,12 @@
                 <w:color w:val="000000"/>
               </w:rPr>
             </w:pPr>
+            <w:r>
+              <w:rPr>
+                <w:rtl w:val="0"/>
+              </w:rPr>
+              <w:t xml:space="preserve">Juan Andres Hernandez Aliaga </w:t>
+            </w:r>
             <w:r>
               <w:rPr>
                 <w:rtl w:val="0"/>
@@ -1759,31 +1703,43 @@
           <w:szCs w:val="24"/>
         </w:rPr>
       </w:pPr>
-      <w:bookmarkStart w:colFirst="0" w:colLast="0" w:name="_heading=h.2et92p0" w:id="4"/>
-      <w:bookmarkEnd w:id="4"/>
-      <w:r>
-        <w:rPr>
-          <w:rtl w:val="0"/>
-        </w:rPr>
-      </w:r>
-    </w:p>
-    <w:p>
-      <w:pPr>
+      <w:bookmarkStart w:colFirst="0" w:colLast="0" w:name="_heading=h.2et92p0" w:id="6"/>
+      <w:bookmarkEnd w:id="6"/>
+      <w:r>
+        <w:rPr>
+          <w:rtl w:val="0"/>
+        </w:rPr>
+      </w:r>
+    </w:p>
+    <w:p>
+      <w:pPr>
+        <w:pStyle w:val="Heading2"/>
         <w:spacing w:after="0" w:line="240" w:lineRule="auto"/>
-        <w:rPr>
-          <w:color w:val="000000"/>
+        <w:rPr/>
+      </w:pPr>
+      <w:bookmarkStart w:colFirst="0" w:colLast="0" w:name="_heading=h.umb33wg9l3bg" w:id="7"/>
+      <w:bookmarkEnd w:id="7"/>
+      <w:r>
+        <w:rPr>
+          <w:rtl w:val="0"/>
+        </w:rPr>
+        <w:t xml:space="preserve">Integrantes</w:t>
+      </w:r>
+    </w:p>
+    <w:p>
+      <w:pPr>
+        <w:spacing w:after="0" w:line="240" w:lineRule="auto"/>
+        <w:rPr>
+          <w:b w:val="1"/>
+          <w:bCs w:val="1"/>
           <w:sz w:val="24"/>
           <w:szCs w:val="24"/>
         </w:rPr>
       </w:pPr>
       <w:r>
         <w:rPr>
-          <w:color w:val="000000"/>
-          <w:sz w:val="24"/>
-          <w:szCs w:val="24"/>
-          <w:rtl w:val="0"/>
-        </w:rPr>
-        <w:t xml:space="preserve">Integrantes</w:t>
+          <w:rtl w:val="0"/>
+        </w:rPr>
       </w:r>
     </w:p>
     <w:tbl>
@@ -1821,19 +1777,21 @@
           <w:tblHeader w:val="1"/>
         </w:trPr>
         <w:tc>
-          <w:tcPr>
-            <w:shd w:fill="auto" w:val="clear"/>
-          </w:tcPr>
+          <w:tcPr/>
           <w:p>
             <w:pPr>
               <w:spacing w:after="0" w:line="240" w:lineRule="auto"/>
               <w:jc w:val="center"/>
               <w:rPr>
-                <w:color w:val="000000"/>
-              </w:rPr>
-            </w:pPr>
-            <w:r>
-              <w:rPr>
+                <w:b w:val="1"/>
+                <w:bCs w:val="1"/>
+                <w:color w:val="000000"/>
+              </w:rPr>
+            </w:pPr>
+            <w:r>
+              <w:rPr>
+                <w:b w:val="1"/>
+                <w:bCs w:val="1"/>
                 <w:color w:val="000000"/>
                 <w:rtl w:val="0"/>
               </w:rPr>
@@ -1842,19 +1800,21 @@
           </w:p>
         </w:tc>
         <w:tc>
-          <w:tcPr>
-            <w:shd w:fill="auto" w:val="clear"/>
-          </w:tcPr>
+          <w:tcPr/>
           <w:p>
             <w:pPr>
               <w:spacing w:after="0" w:line="240" w:lineRule="auto"/>
               <w:jc w:val="center"/>
               <w:rPr>
-                <w:color w:val="000000"/>
-              </w:rPr>
-            </w:pPr>
-            <w:r>
-              <w:rPr>
+                <w:b w:val="1"/>
+                <w:bCs w:val="1"/>
+                <w:color w:val="000000"/>
+              </w:rPr>
+            </w:pPr>
+            <w:r>
+              <w:rPr>
+                <w:b w:val="1"/>
+                <w:bCs w:val="1"/>
                 <w:color w:val="000000"/>
                 <w:rtl w:val="0"/>
               </w:rPr>
@@ -1863,19 +1823,21 @@
           </w:p>
         </w:tc>
         <w:tc>
-          <w:tcPr>
-            <w:shd w:fill="auto" w:val="clear"/>
-          </w:tcPr>
+          <w:tcPr/>
           <w:p>
             <w:pPr>
               <w:spacing w:after="0" w:line="240" w:lineRule="auto"/>
               <w:jc w:val="center"/>
               <w:rPr>
-                <w:color w:val="000000"/>
-              </w:rPr>
-            </w:pPr>
-            <w:r>
-              <w:rPr>
+                <w:b w:val="1"/>
+                <w:bCs w:val="1"/>
+                <w:color w:val="000000"/>
+              </w:rPr>
+            </w:pPr>
+            <w:r>
+              <w:rPr>
+                <w:b w:val="1"/>
+                <w:bCs w:val="1"/>
                 <w:color w:val="000000"/>
                 <w:rtl w:val="0"/>
               </w:rPr>
@@ -1890,58 +1852,72 @@
           <w:tblHeader w:val="0"/>
         </w:trPr>
         <w:tc>
-          <w:tcPr>
-            <w:shd w:fill="auto" w:val="clear"/>
-          </w:tcPr>
+          <w:tcPr/>
           <w:p>
             <w:pPr>
               <w:spacing w:after="0" w:line="240" w:lineRule="auto"/>
               <w:jc w:val="center"/>
               <w:rPr>
-                <w:b w:val="1"/>
-                <w:color w:val="000000"/>
-              </w:rPr>
-            </w:pPr>
-            <w:r>
-              <w:rPr>
-                <w:rtl w:val="0"/>
-              </w:rPr>
-            </w:r>
-          </w:p>
-        </w:tc>
-        <w:tc>
-          <w:tcPr>
-            <w:shd w:fill="auto" w:val="clear"/>
-          </w:tcPr>
+                <w:color w:val="000000"/>
+              </w:rPr>
+            </w:pPr>
+            <w:r>
+              <w:rPr>
+                <w:rtl w:val="0"/>
+              </w:rPr>
+              <w:t xml:space="preserve">21.171.660-6</w:t>
+            </w:r>
+            <w:r>
+              <w:rPr>
+                <w:rtl w:val="0"/>
+              </w:rPr>
+            </w:r>
+          </w:p>
+        </w:tc>
+        <w:tc>
+          <w:tcPr/>
           <w:p>
             <w:pPr>
               <w:spacing w:after="0" w:line="240" w:lineRule="auto"/>
               <w:jc w:val="center"/>
               <w:rPr>
-                <w:b w:val="1"/>
-                <w:color w:val="000000"/>
-              </w:rPr>
-            </w:pPr>
-            <w:r>
-              <w:rPr>
-                <w:rtl w:val="0"/>
-              </w:rPr>
-            </w:r>
-          </w:p>
-        </w:tc>
-        <w:tc>
-          <w:tcPr>
-            <w:shd w:fill="auto" w:val="clear"/>
-          </w:tcPr>
+                <w:color w:val="000000"/>
+              </w:rPr>
+            </w:pPr>
+            <w:r>
+              <w:rPr>
+                <w:rtl w:val="0"/>
+              </w:rPr>
+              <w:t xml:space="preserve">Benjamin Isaac Casellas Madrid</w:t>
+            </w:r>
+            <w:r>
+              <w:rPr>
+                <w:rtl w:val="0"/>
+              </w:rPr>
+            </w:r>
+          </w:p>
+        </w:tc>
+        <w:tc>
+          <w:tcPr/>
           <w:p>
             <w:pPr>
               <w:spacing w:after="0" w:line="240" w:lineRule="auto"/>
               <w:jc w:val="center"/>
-              <w:rPr>
-                <w:b w:val="1"/>
-                <w:color w:val="000000"/>
-              </w:rPr>
-            </w:pPr>
+              <w:rPr/>
+            </w:pPr>
+            <w:hyperlink r:id="rId7">
+              <w:r>
+                <w:rPr>
+                  <w:rFonts w:ascii="Roboto" w:cs="Roboto" w:eastAsia="Roboto" w:hAnsi="Roboto"/>
+                  <w:color w:val="0000ee"/>
+                  <w:sz w:val="18"/>
+                  <w:szCs w:val="18"/>
+                  <w:u w:val="single"/>
+                  <w:rtl w:val="0"/>
+                </w:rPr>
+                <w:t xml:space="preserve">be.casellas@duocuc.cl</w:t>
+              </w:r>
+            </w:hyperlink>
             <w:r>
               <w:rPr>
                 <w:rtl w:val="0"/>
@@ -1956,62 +1932,77 @@
           <w:tblHeader w:val="0"/>
         </w:trPr>
         <w:tc>
-          <w:tcPr>
-            <w:shd w:fill="auto" w:val="clear"/>
-          </w:tcPr>
+          <w:tcPr/>
           <w:p>
             <w:pPr>
               <w:spacing w:after="0" w:line="240" w:lineRule="auto"/>
               <w:jc w:val="center"/>
               <w:rPr>
-                <w:b w:val="1"/>
-                <w:color w:val="000000"/>
-              </w:rPr>
-            </w:pPr>
-            <w:r>
-              <w:rPr>
-                <w:rtl w:val="0"/>
-              </w:rPr>
-            </w:r>
-          </w:p>
-        </w:tc>
-        <w:tc>
-          <w:tcPr>
-            <w:shd w:fill="auto" w:val="clear"/>
-          </w:tcPr>
+                <w:color w:val="000000"/>
+              </w:rPr>
+            </w:pPr>
+            <w:r>
+              <w:rPr>
+                <w:rtl w:val="0"/>
+              </w:rPr>
+              <w:t xml:space="preserve">21.440.449-4</w:t>
+            </w:r>
+            <w:r>
+              <w:rPr>
+                <w:rtl w:val="0"/>
+              </w:rPr>
+            </w:r>
+          </w:p>
+        </w:tc>
+        <w:tc>
+          <w:tcPr/>
           <w:p>
             <w:pPr>
               <w:spacing w:after="0" w:line="240" w:lineRule="auto"/>
               <w:jc w:val="center"/>
               <w:rPr>
-                <w:b w:val="1"/>
-                <w:color w:val="000000"/>
-              </w:rPr>
-            </w:pPr>
-            <w:r>
-              <w:rPr>
-                <w:rtl w:val="0"/>
-              </w:rPr>
-            </w:r>
-          </w:p>
-        </w:tc>
-        <w:tc>
-          <w:tcPr>
-            <w:shd w:fill="auto" w:val="clear"/>
-          </w:tcPr>
+                <w:color w:val="000000"/>
+              </w:rPr>
+            </w:pPr>
+            <w:r>
+              <w:rPr>
+                <w:rtl w:val="0"/>
+              </w:rPr>
+              <w:t xml:space="preserve">Lucas Ignacio Padilla Aliaga</w:t>
+            </w:r>
+            <w:r>
+              <w:rPr>
+                <w:rtl w:val="0"/>
+              </w:rPr>
+            </w:r>
+          </w:p>
+        </w:tc>
+        <w:tc>
+          <w:tcPr/>
           <w:p>
             <w:pPr>
               <w:spacing w:after="0" w:line="240" w:lineRule="auto"/>
               <w:jc w:val="center"/>
-              <w:rPr>
-                <w:b w:val="1"/>
-                <w:color w:val="000000"/>
-              </w:rPr>
-            </w:pPr>
-            <w:r>
-              <w:rPr>
-                <w:rtl w:val="0"/>
-              </w:rPr>
+              <w:rPr/>
+            </w:pPr>
+            <w:hyperlink r:id="rId8">
+              <w:r>
+                <w:rPr>
+                  <w:rFonts w:ascii="Roboto" w:cs="Roboto" w:eastAsia="Roboto" w:hAnsi="Roboto"/>
+                  <w:color w:val="0000ee"/>
+                  <w:sz w:val="18"/>
+                  <w:szCs w:val="18"/>
+                  <w:u w:val="single"/>
+                  <w:rtl w:val="0"/>
+                </w:rPr>
+                <w:t xml:space="preserve">luc.padilla@duocuc.cl</w:t>
+              </w:r>
+            </w:hyperlink>
+            <w:r>
+              <w:rPr>
+                <w:rtl w:val="0"/>
+              </w:rPr>
+              <w:t xml:space="preserve"> </w:t>
             </w:r>
           </w:p>
         </w:tc>
@@ -2022,62 +2013,64 @@
           <w:tblHeader w:val="0"/>
         </w:trPr>
         <w:tc>
-          <w:tcPr>
-            <w:shd w:fill="auto" w:val="clear"/>
-          </w:tcPr>
+          <w:tcPr/>
           <w:p>
             <w:pPr>
               <w:spacing w:after="0" w:line="240" w:lineRule="auto"/>
               <w:jc w:val="center"/>
               <w:rPr>
-                <w:b w:val="1"/>
-                <w:color w:val="000000"/>
-              </w:rPr>
-            </w:pPr>
-            <w:r>
-              <w:rPr>
-                <w:rtl w:val="0"/>
-              </w:rPr>
-            </w:r>
-          </w:p>
-        </w:tc>
-        <w:tc>
-          <w:tcPr>
-            <w:shd w:fill="auto" w:val="clear"/>
-          </w:tcPr>
+                <w:color w:val="000000"/>
+              </w:rPr>
+            </w:pPr>
+            <w:r>
+              <w:rPr>
+                <w:rtl w:val="0"/>
+              </w:rPr>
+              <w:t xml:space="preserve">21.333.703-3</w:t>
+            </w:r>
+            <w:r>
+              <w:rPr>
+                <w:rtl w:val="0"/>
+              </w:rPr>
+            </w:r>
+          </w:p>
+        </w:tc>
+        <w:tc>
+          <w:tcPr/>
           <w:p>
             <w:pPr>
               <w:spacing w:after="0" w:line="240" w:lineRule="auto"/>
               <w:jc w:val="center"/>
               <w:rPr>
-                <w:b w:val="1"/>
-                <w:color w:val="000000"/>
-              </w:rPr>
-            </w:pPr>
-            <w:r>
-              <w:rPr>
-                <w:rtl w:val="0"/>
-              </w:rPr>
-            </w:r>
-          </w:p>
-        </w:tc>
-        <w:tc>
-          <w:tcPr>
-            <w:shd w:fill="auto" w:val="clear"/>
-          </w:tcPr>
+                <w:color w:val="000000"/>
+              </w:rPr>
+            </w:pPr>
+            <w:r>
+              <w:rPr>
+                <w:rtl w:val="0"/>
+              </w:rPr>
+              <w:t xml:space="preserve">Benjamín Tomás Núñez Arancibia</w:t>
+            </w:r>
+            <w:r>
+              <w:rPr>
+                <w:rtl w:val="0"/>
+              </w:rPr>
+            </w:r>
+          </w:p>
+        </w:tc>
+        <w:tc>
+          <w:tcPr/>
           <w:p>
             <w:pPr>
               <w:spacing w:after="0" w:line="240" w:lineRule="auto"/>
               <w:jc w:val="center"/>
-              <w:rPr>
-                <w:b w:val="1"/>
-                <w:color w:val="000000"/>
-              </w:rPr>
-            </w:pPr>
-            <w:r>
-              <w:rPr>
-                <w:rtl w:val="0"/>
-              </w:rPr>
+              <w:rPr/>
+            </w:pPr>
+            <w:r>
+              <w:rPr>
+                <w:rtl w:val="0"/>
+              </w:rPr>
+              <w:t xml:space="preserve">benj.nuneza@duocuc.cl</w:t>
             </w:r>
           </w:p>
         </w:tc>
@@ -2088,144 +2081,82 @@
           <w:tblHeader w:val="0"/>
         </w:trPr>
         <w:tc>
-          <w:tcPr>
-            <w:shd w:fill="auto" w:val="clear"/>
-          </w:tcPr>
+          <w:tcPr/>
           <w:p>
             <w:pPr>
               <w:spacing w:after="0" w:line="240" w:lineRule="auto"/>
               <w:jc w:val="center"/>
               <w:rPr>
-                <w:b w:val="1"/>
-                <w:color w:val="000000"/>
-              </w:rPr>
-            </w:pPr>
-            <w:r>
-              <w:rPr>
-                <w:rtl w:val="0"/>
-              </w:rPr>
-            </w:r>
-          </w:p>
-        </w:tc>
-        <w:tc>
-          <w:tcPr>
-            <w:shd w:fill="auto" w:val="clear"/>
-          </w:tcPr>
+                <w:color w:val="000000"/>
+              </w:rPr>
+            </w:pPr>
+            <w:r>
+              <w:rPr>
+                <w:rtl w:val="0"/>
+              </w:rPr>
+              <w:t xml:space="preserve">21.446.771-2</w:t>
+            </w:r>
+            <w:r>
+              <w:rPr>
+                <w:rtl w:val="0"/>
+              </w:rPr>
+            </w:r>
+          </w:p>
+        </w:tc>
+        <w:tc>
+          <w:tcPr/>
           <w:p>
             <w:pPr>
               <w:spacing w:after="0" w:line="240" w:lineRule="auto"/>
               <w:jc w:val="center"/>
               <w:rPr>
-                <w:b w:val="1"/>
-                <w:color w:val="000000"/>
-              </w:rPr>
-            </w:pPr>
-            <w:r>
-              <w:rPr>
-                <w:rtl w:val="0"/>
-              </w:rPr>
-            </w:r>
-          </w:p>
-        </w:tc>
-        <w:tc>
-          <w:tcPr>
-            <w:shd w:fill="auto" w:val="clear"/>
-          </w:tcPr>
+                <w:color w:val="000000"/>
+              </w:rPr>
+            </w:pPr>
+            <w:r>
+              <w:rPr>
+                <w:rtl w:val="0"/>
+              </w:rPr>
+              <w:t xml:space="preserve">Emilio Castro Gonzalez</w:t>
+            </w:r>
+            <w:r>
+              <w:rPr>
+                <w:rtl w:val="0"/>
+              </w:rPr>
+            </w:r>
+          </w:p>
+        </w:tc>
+        <w:tc>
+          <w:tcPr/>
           <w:p>
             <w:pPr>
               <w:spacing w:after="0" w:line="240" w:lineRule="auto"/>
               <w:jc w:val="center"/>
-              <w:rPr>
-                <w:b w:val="1"/>
-                <w:color w:val="000000"/>
-              </w:rPr>
-            </w:pPr>
-            <w:r>
-              <w:rPr>
-                <w:rtl w:val="0"/>
-              </w:rPr>
-            </w:r>
-          </w:p>
-        </w:tc>
-      </w:tr>
-      <w:tr>
-        <w:trPr>
-          <w:cantSplit w:val="0"/>
-          <w:tblHeader w:val="0"/>
-        </w:trPr>
-        <w:tc>
-          <w:tcPr>
-            <w:shd w:fill="auto" w:val="clear"/>
-          </w:tcPr>
-          <w:p>
-            <w:pPr>
-              <w:spacing w:after="0" w:line="240" w:lineRule="auto"/>
-              <w:jc w:val="center"/>
-              <w:rPr>
-                <w:b w:val="1"/>
-                <w:color w:val="000000"/>
-              </w:rPr>
-            </w:pPr>
-            <w:r>
-              <w:rPr>
-                <w:rtl w:val="0"/>
-              </w:rPr>
-            </w:r>
-          </w:p>
-        </w:tc>
-        <w:tc>
-          <w:tcPr>
-            <w:shd w:fill="auto" w:val="clear"/>
-          </w:tcPr>
-          <w:p>
-            <w:pPr>
-              <w:spacing w:after="0" w:line="240" w:lineRule="auto"/>
-              <w:jc w:val="center"/>
-              <w:rPr>
-                <w:b w:val="1"/>
-                <w:color w:val="000000"/>
-              </w:rPr>
-            </w:pPr>
-            <w:r>
-              <w:rPr>
-                <w:rtl w:val="0"/>
-              </w:rPr>
-            </w:r>
-          </w:p>
-        </w:tc>
-        <w:tc>
-          <w:tcPr>
-            <w:shd w:fill="auto" w:val="clear"/>
-          </w:tcPr>
-          <w:p>
-            <w:pPr>
-              <w:spacing w:after="0" w:line="240" w:lineRule="auto"/>
-              <w:jc w:val="center"/>
-              <w:rPr>
-                <w:b w:val="1"/>
-                <w:color w:val="000000"/>
-              </w:rPr>
-            </w:pPr>
-            <w:r>
-              <w:rPr>
-                <w:rtl w:val="0"/>
-              </w:rPr>
+              <w:rPr/>
+            </w:pPr>
+            <w:hyperlink r:id="rId9">
+              <w:r>
+                <w:rPr>
+                  <w:rFonts w:ascii="Roboto" w:cs="Roboto" w:eastAsia="Roboto" w:hAnsi="Roboto"/>
+                  <w:color w:val="0000ee"/>
+                  <w:sz w:val="18"/>
+                  <w:szCs w:val="18"/>
+                  <w:u w:val="single"/>
+                  <w:rtl w:val="0"/>
+                </w:rPr>
+                <w:t xml:space="preserve">em.castro@duocuc.cl</w:t>
+              </w:r>
+            </w:hyperlink>
+            <w:r>
+              <w:rPr>
+                <w:rtl w:val="0"/>
+              </w:rPr>
+              <w:t xml:space="preserve"> </w:t>
             </w:r>
           </w:p>
         </w:tc>
       </w:tr>
     </w:tbl>
-    <w:p>
-      <w:pPr>
-        <w:pStyle w:val="Heading1"/>
-        <w:rPr/>
-      </w:pPr>
-      <w:r>
-        <w:rPr>
-          <w:rtl w:val="0"/>
-        </w:rPr>
-      </w:r>
-    </w:p>
     <w:p>
       <w:pPr>
         <w:rPr>
@@ -2236,9 +2167,6 @@
         </w:rPr>
       </w:pPr>
       <w:r>
-        <w:br w:type="page"/>
-      </w:r>
-      <w:r>
         <w:rPr>
           <w:rtl w:val="0"/>
         </w:rPr>
@@ -2260,23 +2188,13 @@
         <w:pStyle w:val="Heading1"/>
         <w:rPr/>
       </w:pPr>
-      <w:bookmarkStart w:colFirst="0" w:colLast="0" w:name="_heading=h.tyjcwt" w:id="5"/>
-      <w:bookmarkEnd w:id="5"/>
-      <w:r>
-        <w:rPr>
-          <w:rtl w:val="0"/>
-        </w:rPr>
-        <w:t xml:space="preserve">Visión del Proyecto Scrum “ nombre del proyecto” </w:t>
-      </w:r>
-    </w:p>
-    <w:p>
-      <w:pPr>
-        <w:rPr/>
-      </w:pPr>
-      <w:r>
-        <w:rPr>
-          <w:rtl w:val="0"/>
-        </w:rPr>
+      <w:bookmarkStart w:colFirst="0" w:colLast="0" w:name="_heading=h.tyjcwt" w:id="8"/>
+      <w:bookmarkEnd w:id="8"/>
+      <w:r>
+        <w:rPr>
+          <w:rtl w:val="0"/>
+        </w:rPr>
+        <w:t xml:space="preserve">Visión del Proyecto Scrum “HomeCount_Simulator” </w:t>
       </w:r>
     </w:p>
     <w:p>
@@ -2294,7 +2212,6 @@
         <w:tblStyle w:val="Table4"/>
         <w:tblW w:w="8778.0" w:type="dxa"/>
         <w:jc w:val="left"/>
-        <w:tblInd w:w="0.0" w:type="dxa"/>
         <w:tblBorders>
           <w:top w:color="000000" w:space="0" w:sz="4" w:val="single"/>
           <w:left w:color="000000" w:space="0" w:sz="4" w:val="single"/>
@@ -2340,6 +2257,7 @@
               <w:jc w:val="center"/>
               <w:rPr>
                 <w:b w:val="1"/>
+                <w:bCs w:val="1"/>
                 <w:sz w:val="24"/>
                 <w:szCs w:val="24"/>
               </w:rPr>
@@ -2347,6 +2265,7 @@
             <w:r>
               <w:rPr>
                 <w:b w:val="1"/>
+                <w:bCs w:val="1"/>
                 <w:sz w:val="24"/>
                 <w:szCs w:val="24"/>
               </w:rPr>
@@ -2354,16 +2273,16 @@
                 <wp:inline distB="0" distT="0" distL="0" distR="0">
                   <wp:extent cx="563439" cy="536924"/>
                   <wp:effectExtent b="0" l="0" r="0" t="0"/>
-                  <wp:docPr id="1029" name="image2.png"/>
+                  <wp:docPr id="1035" name="image6.png"/>
                   <a:graphic>
                     <a:graphicData uri="http://schemas.openxmlformats.org/drawingml/2006/picture">
                       <pic:pic>
                         <pic:nvPicPr>
-                          <pic:cNvPr id="0" name="image2.png"/>
+                          <pic:cNvPr id="0" name="image6.png"/>
                           <pic:cNvPicPr preferRelativeResize="0"/>
                         </pic:nvPicPr>
                         <pic:blipFill>
-                          <a:blip r:embed="rId7"/>
+                          <a:blip r:embed="rId10"/>
                           <a:srcRect b="0" l="0" r="0" t="0"/>
                           <a:stretch>
                             <a:fillRect/>
@@ -2394,6 +2313,7 @@
               <w:jc w:val="center"/>
               <w:rPr>
                 <w:b w:val="1"/>
+                <w:bCs w:val="1"/>
                 <w:sz w:val="24"/>
                 <w:szCs w:val="24"/>
               </w:rPr>
@@ -2401,6 +2321,7 @@
             <w:r>
               <w:rPr>
                 <w:b w:val="1"/>
+                <w:bCs w:val="1"/>
                 <w:sz w:val="24"/>
                 <w:szCs w:val="24"/>
                 <w:rtl w:val="0"/>
@@ -2427,6 +2348,17 @@
           </w:tcPr>
           <w:p>
             <w:pPr>
+              <w:jc w:val="left"/>
+              <w:rPr/>
+            </w:pPr>
+            <w:r>
+              <w:rPr>
+                <w:rtl w:val="0"/>
+              </w:rPr>
+            </w:r>
+          </w:p>
+          <w:p>
+            <w:pPr>
               <w:jc w:val="center"/>
               <w:rPr/>
             </w:pPr>
@@ -2434,45 +2366,12 @@
               <w:rPr>
                 <w:rtl w:val="0"/>
               </w:rPr>
-            </w:r>
-          </w:p>
-          <w:p>
-            <w:pPr>
-              <w:jc w:val="center"/>
-              <w:rPr/>
-            </w:pPr>
-            <w:r>
-              <w:rPr>
-                <w:rtl w:val="0"/>
-              </w:rPr>
-            </w:r>
-          </w:p>
-          <w:p>
-            <w:pPr>
-              <w:jc w:val="center"/>
-              <w:rPr/>
-            </w:pPr>
-            <w:r>
-              <w:rPr>
-                <w:rtl w:val="0"/>
-              </w:rPr>
-              <w:t xml:space="preserve">Escriba aquí la declaración de visión</w:t>
-            </w:r>
-          </w:p>
-          <w:p>
-            <w:pPr>
-              <w:jc w:val="center"/>
-              <w:rPr/>
-            </w:pPr>
-            <w:r>
-              <w:rPr>
-                <w:rtl w:val="0"/>
-              </w:rPr>
-            </w:r>
-          </w:p>
-          <w:p>
-            <w:pPr>
-              <w:jc w:val="center"/>
+              <w:t xml:space="preserve">HomeCount busca ser una plataforma web interactiva y accesible que elimine la incertidumbre financiera en el proceso de autoconstrucción, permitiendo a los usuarios planificar y cotizar materiales ajustándose de manera exacta a las opciones disponibles según un presupuesto máximo definido.</w:t>
+            </w:r>
+          </w:p>
+          <w:p>
+            <w:pPr>
+              <w:jc w:val="left"/>
               <w:rPr/>
             </w:pPr>
             <w:r>
@@ -2512,6 +2411,7 @@
               <w:jc w:val="center"/>
               <w:rPr>
                 <w:b w:val="1"/>
+                <w:bCs w:val="1"/>
                 <w:sz w:val="24"/>
                 <w:szCs w:val="24"/>
               </w:rPr>
@@ -2519,6 +2419,7 @@
             <w:r>
               <w:rPr>
                 <w:b w:val="1"/>
+                <w:bCs w:val="1"/>
                 <w:sz w:val="24"/>
                 <w:szCs w:val="24"/>
                 <w:rtl w:val="0"/>
@@ -2531,6 +2432,7 @@
               <w:jc w:val="center"/>
               <w:rPr>
                 <w:b w:val="1"/>
+                <w:bCs w:val="1"/>
                 <w:sz w:val="24"/>
                 <w:szCs w:val="24"/>
               </w:rPr>
@@ -2546,6 +2448,7 @@
               <w:jc w:val="center"/>
               <w:rPr>
                 <w:b w:val="1"/>
+                <w:bCs w:val="1"/>
                 <w:sz w:val="24"/>
                 <w:szCs w:val="24"/>
               </w:rPr>
@@ -2553,6 +2456,7 @@
             <w:r>
               <w:rPr>
                 <w:b w:val="1"/>
+                <w:bCs w:val="1"/>
                 <w:sz w:val="24"/>
                 <w:szCs w:val="24"/>
               </w:rPr>
@@ -2560,16 +2464,16 @@
                 <wp:inline distB="0" distT="0" distL="0" distR="0">
                   <wp:extent cx="541690" cy="518541"/>
                   <wp:effectExtent b="0" l="0" r="0" t="0"/>
-                  <wp:docPr id="1031" name="image5.png"/>
+                  <wp:docPr id="1037" name="image2.png"/>
                   <a:graphic>
                     <a:graphicData uri="http://schemas.openxmlformats.org/drawingml/2006/picture">
                       <pic:pic>
                         <pic:nvPicPr>
-                          <pic:cNvPr id="0" name="image5.png"/>
+                          <pic:cNvPr id="0" name="image2.png"/>
                           <pic:cNvPicPr preferRelativeResize="0"/>
                         </pic:nvPicPr>
                         <pic:blipFill>
-                          <a:blip r:embed="rId8"/>
+                          <a:blip r:embed="rId11"/>
                           <a:srcRect b="0" l="0" r="0" t="0"/>
                           <a:stretch>
                             <a:fillRect/>
@@ -2600,6 +2504,7 @@
               <w:jc w:val="center"/>
               <w:rPr>
                 <w:b w:val="1"/>
+                <w:bCs w:val="1"/>
                 <w:sz w:val="24"/>
                 <w:szCs w:val="24"/>
               </w:rPr>
@@ -2624,6 +2529,7 @@
               <w:jc w:val="center"/>
               <w:rPr>
                 <w:b w:val="1"/>
+                <w:bCs w:val="1"/>
                 <w:sz w:val="24"/>
                 <w:szCs w:val="24"/>
               </w:rPr>
@@ -2631,6 +2537,7 @@
             <w:r>
               <w:rPr>
                 <w:b w:val="1"/>
+                <w:bCs w:val="1"/>
                 <w:sz w:val="24"/>
                 <w:szCs w:val="24"/>
                 <w:rtl w:val="0"/>
@@ -2643,6 +2550,7 @@
               <w:jc w:val="center"/>
               <w:rPr>
                 <w:b w:val="1"/>
+                <w:bCs w:val="1"/>
                 <w:sz w:val="24"/>
                 <w:szCs w:val="24"/>
               </w:rPr>
@@ -2658,6 +2566,7 @@
               <w:jc w:val="center"/>
               <w:rPr>
                 <w:b w:val="1"/>
+                <w:bCs w:val="1"/>
                 <w:sz w:val="24"/>
                 <w:szCs w:val="24"/>
               </w:rPr>
@@ -2665,6 +2574,7 @@
             <w:r>
               <w:rPr>
                 <w:b w:val="1"/>
+                <w:bCs w:val="1"/>
                 <w:sz w:val="24"/>
                 <w:szCs w:val="24"/>
               </w:rPr>
@@ -2672,16 +2582,16 @@
                 <wp:inline distB="0" distT="0" distL="0" distR="0">
                   <wp:extent cx="933596" cy="522814"/>
                   <wp:effectExtent b="0" l="0" r="0" t="0"/>
-                  <wp:docPr descr="Resultado de imagen para necesidades software" id="1030" name="image6.png"/>
+                  <wp:docPr descr="Resultado de imagen para necesidades software" id="1036" name="image5.png"/>
                   <a:graphic>
                     <a:graphicData uri="http://schemas.openxmlformats.org/drawingml/2006/picture">
                       <pic:pic>
                         <pic:nvPicPr>
-                          <pic:cNvPr descr="Resultado de imagen para necesidades software" id="0" name="image6.png"/>
+                          <pic:cNvPr descr="Resultado de imagen para necesidades software" id="0" name="image5.png"/>
                           <pic:cNvPicPr preferRelativeResize="0"/>
                         </pic:nvPicPr>
                         <pic:blipFill>
-                          <a:blip r:embed="rId9"/>
+                          <a:blip r:embed="rId12"/>
                           <a:srcRect b="0" l="0" r="0" t="0"/>
                           <a:stretch>
                             <a:fillRect/>
@@ -2721,6 +2631,7 @@
               <w:jc w:val="center"/>
               <w:rPr>
                 <w:b w:val="1"/>
+                <w:bCs w:val="1"/>
                 <w:sz w:val="24"/>
                 <w:szCs w:val="24"/>
               </w:rPr>
@@ -2728,6 +2639,7 @@
             <w:r>
               <w:rPr>
                 <w:b w:val="1"/>
+                <w:bCs w:val="1"/>
                 <w:sz w:val="24"/>
                 <w:szCs w:val="24"/>
                 <w:rtl w:val="0"/>
@@ -2740,6 +2652,7 @@
               <w:jc w:val="center"/>
               <w:rPr>
                 <w:b w:val="1"/>
+                <w:bCs w:val="1"/>
                 <w:sz w:val="24"/>
                 <w:szCs w:val="24"/>
               </w:rPr>
@@ -2755,6 +2668,7 @@
               <w:jc w:val="center"/>
               <w:rPr>
                 <w:b w:val="1"/>
+                <w:bCs w:val="1"/>
                 <w:sz w:val="24"/>
                 <w:szCs w:val="24"/>
               </w:rPr>
@@ -2762,6 +2676,7 @@
             <w:r>
               <w:rPr>
                 <w:b w:val="1"/>
+                <w:bCs w:val="1"/>
                 <w:sz w:val="24"/>
                 <w:szCs w:val="24"/>
               </w:rPr>
@@ -2769,16 +2684,16 @@
                 <wp:inline distB="0" distT="0" distL="0" distR="0">
                   <wp:extent cx="729257" cy="546239"/>
                   <wp:effectExtent b="0" l="0" r="0" t="0"/>
-                  <wp:docPr descr="Resultado de imagen para software" id="1033" name="image1.jpg"/>
+                  <wp:docPr descr="Resultado de imagen para software" id="1039" name="image3.jpg"/>
                   <a:graphic>
                     <a:graphicData uri="http://schemas.openxmlformats.org/drawingml/2006/picture">
                       <pic:pic>
                         <pic:nvPicPr>
-                          <pic:cNvPr descr="Resultado de imagen para software" id="0" name="image1.jpg"/>
+                          <pic:cNvPr descr="Resultado de imagen para software" id="0" name="image3.jpg"/>
                           <pic:cNvPicPr preferRelativeResize="0"/>
                         </pic:nvPicPr>
                         <pic:blipFill>
-                          <a:blip r:embed="rId10"/>
+                          <a:blip r:embed="rId13"/>
                           <a:srcRect b="0" l="0" r="0" t="0"/>
                           <a:stretch>
                             <a:fillRect/>
@@ -2818,6 +2733,7 @@
               <w:jc w:val="center"/>
               <w:rPr>
                 <w:b w:val="1"/>
+                <w:bCs w:val="1"/>
                 <w:sz w:val="24"/>
                 <w:szCs w:val="24"/>
               </w:rPr>
@@ -2825,6 +2741,7 @@
             <w:r>
               <w:rPr>
                 <w:b w:val="1"/>
+                <w:bCs w:val="1"/>
                 <w:sz w:val="24"/>
                 <w:szCs w:val="24"/>
                 <w:rtl w:val="0"/>
@@ -2837,6 +2754,7 @@
               <w:jc w:val="center"/>
               <w:rPr>
                 <w:b w:val="1"/>
+                <w:bCs w:val="1"/>
                 <w:sz w:val="24"/>
                 <w:szCs w:val="24"/>
               </w:rPr>
@@ -2852,6 +2770,7 @@
               <w:jc w:val="center"/>
               <w:rPr>
                 <w:b w:val="1"/>
+                <w:bCs w:val="1"/>
                 <w:sz w:val="24"/>
                 <w:szCs w:val="24"/>
               </w:rPr>
@@ -2859,6 +2778,7 @@
             <w:r>
               <w:rPr>
                 <w:b w:val="1"/>
+                <w:bCs w:val="1"/>
                 <w:sz w:val="24"/>
                 <w:szCs w:val="24"/>
               </w:rPr>
@@ -2866,7 +2786,7 @@
                 <wp:inline distB="0" distT="0" distL="0" distR="0">
                   <wp:extent cx="902549" cy="453373"/>
                   <wp:effectExtent b="0" l="0" r="0" t="0"/>
-                  <wp:docPr id="1032" name="image4.png"/>
+                  <wp:docPr id="1038" name="image4.png"/>
                   <a:graphic>
                     <a:graphicData uri="http://schemas.openxmlformats.org/drawingml/2006/picture">
                       <pic:pic>
@@ -2875,7 +2795,7 @@
                           <pic:cNvPicPr preferRelativeResize="0"/>
                         </pic:nvPicPr>
                         <pic:blipFill>
-                          <a:blip r:embed="rId11"/>
+                          <a:blip r:embed="rId14"/>
                           <a:srcRect b="0" l="0" r="0" t="0"/>
                           <a:stretch>
                             <a:fillRect/>
@@ -2918,6 +2838,27 @@
           </w:tcPr>
           <w:p>
             <w:pPr>
+              <w:numPr>
+                <w:ilvl w:val="0"/>
+                <w:numId w:val="1"/>
+              </w:numPr>
+              <w:spacing w:after="200" w:lineRule="auto"/>
+              <w:ind w:left="720" w:hanging="360"/>
+              <w:rPr>
+                <w:u w:val="none"/>
+              </w:rPr>
+            </w:pPr>
+            <w:r>
+              <w:rPr>
+                <w:rtl w:val="0"/>
+              </w:rPr>
+              <w:t xml:space="preserve">Familias y personas en proceso de autoconstrucción que pertenecen a sectores socioeconómicos emergentes o vulnerables y que carecen de asesoría profesional. </w:t>
+            </w:r>
+          </w:p>
+          <w:p>
+            <w:pPr>
+              <w:spacing w:after="200" w:lineRule="auto"/>
+              <w:ind w:left="720" w:firstLine="0"/>
               <w:rPr/>
             </w:pPr>
             <w:r>
@@ -2928,123 +2869,21 @@
           </w:p>
           <w:p>
             <w:pPr>
-              <w:rPr/>
-            </w:pPr>
-            <w:r>
-              <w:rPr>
-                <w:rtl w:val="0"/>
-              </w:rPr>
-              <w:t xml:space="preserve">Escriba el o los grupos objetivos</w:t>
-            </w:r>
-          </w:p>
-          <w:p>
-            <w:pPr>
-              <w:rPr/>
-            </w:pPr>
-            <w:r>
-              <w:rPr>
-                <w:rtl w:val="0"/>
-              </w:rPr>
-            </w:r>
-          </w:p>
-          <w:p>
-            <w:pPr>
-              <w:rPr/>
-            </w:pPr>
-            <w:r>
-              <w:rPr>
-                <w:rtl w:val="0"/>
-              </w:rPr>
-            </w:r>
-          </w:p>
-          <w:p>
-            <w:pPr>
-              <w:rPr/>
-            </w:pPr>
-            <w:r>
-              <w:rPr>
-                <w:rtl w:val="0"/>
-              </w:rPr>
-            </w:r>
-          </w:p>
-          <w:p>
-            <w:pPr>
-              <w:rPr/>
-            </w:pPr>
-            <w:r>
-              <w:rPr>
-                <w:rtl w:val="0"/>
-              </w:rPr>
-            </w:r>
-          </w:p>
-          <w:p>
-            <w:pPr>
-              <w:rPr/>
-            </w:pPr>
-            <w:r>
-              <w:rPr>
-                <w:rtl w:val="0"/>
-              </w:rPr>
-            </w:r>
-          </w:p>
-          <w:p>
-            <w:pPr>
-              <w:rPr/>
-            </w:pPr>
-            <w:r>
-              <w:rPr>
-                <w:rtl w:val="0"/>
-              </w:rPr>
-            </w:r>
-          </w:p>
-          <w:p>
-            <w:pPr>
-              <w:rPr/>
-            </w:pPr>
-            <w:r>
-              <w:rPr>
-                <w:rtl w:val="0"/>
-              </w:rPr>
-            </w:r>
-          </w:p>
-          <w:p>
-            <w:pPr>
-              <w:rPr/>
-            </w:pPr>
-            <w:r>
-              <w:rPr>
-                <w:rtl w:val="0"/>
-              </w:rPr>
-            </w:r>
-          </w:p>
-          <w:p>
-            <w:pPr>
-              <w:rPr/>
-            </w:pPr>
-            <w:r>
-              <w:rPr>
-                <w:rtl w:val="0"/>
-              </w:rPr>
-            </w:r>
-          </w:p>
-          <w:p>
-            <w:pPr>
-              <w:rPr/>
-            </w:pPr>
-            <w:r>
-              <w:rPr>
-                <w:rtl w:val="0"/>
-              </w:rPr>
-            </w:r>
-          </w:p>
-          <w:p>
-            <w:pPr>
-              <w:rPr/>
-            </w:pPr>
-            <w:r>
-              <w:rPr>
-                <w:rtl w:val="0"/>
-              </w:rPr>
+              <w:numPr>
+                <w:ilvl w:val="0"/>
+                <w:numId w:val="1"/>
+              </w:numPr>
+              <w:ind w:left="720" w:hanging="360"/>
+              <w:rPr>
+                <w:u w:val="none"/>
+              </w:rPr>
+            </w:pPr>
+            <w:r>
+              <w:rPr>
+                <w:rtl w:val="0"/>
+              </w:rPr>
+              <w:t xml:space="preserve">Habitantes de zonas geográficas con demanda habitacional crítica y presencia de "tomas de terreno", enfocándose especialmente en las periferias de Santiago, San Antonio y Melipilla. </w:t>
+              <w:tab/>
             </w:r>
           </w:p>
         </w:tc>
@@ -3058,6 +2897,26 @@
           </w:tcPr>
           <w:p>
             <w:pPr>
+              <w:numPr>
+                <w:ilvl w:val="0"/>
+                <w:numId w:val="5"/>
+              </w:numPr>
+              <w:spacing w:line="276" w:lineRule="auto"/>
+              <w:ind w:left="720" w:hanging="360"/>
+              <w:rPr>
+                <w:u w:val="none"/>
+              </w:rPr>
+            </w:pPr>
+            <w:r>
+              <w:rPr>
+                <w:rtl w:val="0"/>
+              </w:rPr>
+              <w:t xml:space="preserve">Falta de información técnica y financiera al momento de querer construir una vivienda propia.</w:t>
+            </w:r>
+          </w:p>
+          <w:p>
+            <w:pPr>
+              <w:spacing w:line="276" w:lineRule="auto"/>
               <w:rPr/>
             </w:pPr>
             <w:r>
@@ -3068,13 +2927,81 @@
           </w:p>
           <w:p>
             <w:pPr>
+              <w:numPr>
+                <w:ilvl w:val="0"/>
+                <w:numId w:val="5"/>
+              </w:numPr>
+              <w:spacing w:line="276" w:lineRule="auto"/>
+              <w:ind w:left="720" w:hanging="360"/>
+              <w:rPr>
+                <w:u w:val="none"/>
+              </w:rPr>
+            </w:pPr>
+            <w:r>
+              <w:rPr>
+                <w:rtl w:val="0"/>
+              </w:rPr>
+              <w:t xml:space="preserve">Carencia de conocimientos técnicos en "cubicación" (cálculo de materiales) por parte de las familias.</w:t>
+            </w:r>
+          </w:p>
+          <w:p>
+            <w:pPr>
+              <w:spacing w:line="276" w:lineRule="auto"/>
               <w:rPr/>
             </w:pPr>
             <w:r>
               <w:rPr>
                 <w:rtl w:val="0"/>
               </w:rPr>
-              <w:t xml:space="preserve">Especificar las necesidades</w:t>
+            </w:r>
+          </w:p>
+          <w:p>
+            <w:pPr>
+              <w:numPr>
+                <w:ilvl w:val="0"/>
+                <w:numId w:val="5"/>
+              </w:numPr>
+              <w:spacing w:line="276" w:lineRule="auto"/>
+              <w:ind w:left="720" w:hanging="360"/>
+              <w:rPr>
+                <w:u w:val="none"/>
+              </w:rPr>
+            </w:pPr>
+            <w:r>
+              <w:rPr>
+                <w:rtl w:val="0"/>
+              </w:rPr>
+              <w:t xml:space="preserve">Alta probabilidad de comprar mal los materiales o quedarse sin fondos a mitad de la obra debido a los recursos muy limitados.</w:t>
+            </w:r>
+          </w:p>
+          <w:p>
+            <w:pPr>
+              <w:spacing w:line="276" w:lineRule="auto"/>
+              <w:rPr/>
+            </w:pPr>
+            <w:r>
+              <w:rPr>
+                <w:rtl w:val="0"/>
+              </w:rPr>
+            </w:r>
+          </w:p>
+          <w:p>
+            <w:pPr>
+              <w:numPr>
+                <w:ilvl w:val="0"/>
+                <w:numId w:val="5"/>
+              </w:numPr>
+              <w:spacing w:line="276" w:lineRule="auto"/>
+              <w:ind w:left="720" w:hanging="360"/>
+              <w:rPr>
+                <w:u w:val="none"/>
+              </w:rPr>
+            </w:pPr>
+            <w:r>
+              <w:rPr>
+                <w:rtl w:val="0"/>
+              </w:rPr>
+              <w:t xml:space="preserve">Necesidad urgente de evitar proyectos de vivienda y obras inconclusas.</w:t>
             </w:r>
           </w:p>
         </w:tc>
@@ -3094,6 +3021,7 @@
               <w:rPr>
                 <w:rtl w:val="0"/>
               </w:rPr>
+              <w:t xml:space="preserve">1) Interfaz gráfica interactiva para diseño de hogar propio.</w:t>
             </w:r>
           </w:p>
           <w:p>
@@ -3104,7 +3032,59 @@
               <w:rPr>
                 <w:rtl w:val="0"/>
               </w:rPr>
-              <w:t xml:space="preserve">Indique las características del producto, funcionalidades principales.</w:t>
+            </w:r>
+          </w:p>
+          <w:p>
+            <w:pPr>
+              <w:rPr/>
+            </w:pPr>
+            <w:r>
+              <w:rPr>
+                <w:rtl w:val="0"/>
+              </w:rPr>
+              <w:t xml:space="preserve">2) Motor de simulación y algoritmo de cálculo: Cruza el límite de presupuesto máximo del usuario con el inventario de materiales para ajustar las opciones en tiempo real. </w:t>
+            </w:r>
+          </w:p>
+          <w:p>
+            <w:pPr>
+              <w:rPr/>
+            </w:pPr>
+            <w:r>
+              <w:rPr>
+                <w:rtl w:val="0"/>
+              </w:rPr>
+            </w:r>
+          </w:p>
+          <w:p>
+            <w:pPr>
+              <w:rPr/>
+            </w:pPr>
+            <w:r>
+              <w:rPr>
+                <w:rtl w:val="0"/>
+              </w:rPr>
+              <w:t xml:space="preserve">3) Catálogo de materiales en  base de datos dedicado</w:t>
+            </w:r>
+          </w:p>
+          <w:p>
+            <w:pPr>
+              <w:rPr/>
+            </w:pPr>
+            <w:r>
+              <w:rPr>
+                <w:rtl w:val="0"/>
+              </w:rPr>
+            </w:r>
+          </w:p>
+          <w:p>
+            <w:pPr>
+              <w:rPr/>
+            </w:pPr>
+            <w:r>
+              <w:rPr>
+                <w:rtl w:val="0"/>
+              </w:rPr>
+              <w:t xml:space="preserve">4) Generación de proyección monetaria basado en la creación del hogar</w:t>
             </w:r>
           </w:p>
         </w:tc>
@@ -3145,7 +3125,49 @@
               <w:rPr>
                 <w:rtl w:val="0"/>
               </w:rPr>
-              <w:t xml:space="preserve">.</w:t>
+              <w:t xml:space="preserve">. Democratiza la planificación y optimización de los recursos económicos en la construcción. </w:t>
+            </w:r>
+          </w:p>
+          <w:p>
+            <w:pPr>
+              <w:rPr/>
+            </w:pPr>
+            <w:r>
+              <w:rPr>
+                <w:rtl w:val="0"/>
+              </w:rPr>
+            </w:r>
+          </w:p>
+          <w:p>
+            <w:pPr>
+              <w:rPr/>
+            </w:pPr>
+            <w:r>
+              <w:rPr>
+                <w:rtl w:val="0"/>
+              </w:rPr>
+              <w:t xml:space="preserve">. Proporcionar transparencia exacta sobre lo que realmente pueden construir con su dinero </w:t>
+            </w:r>
+          </w:p>
+          <w:p>
+            <w:pPr>
+              <w:rPr/>
+            </w:pPr>
+            <w:r>
+              <w:rPr>
+                <w:rtl w:val="0"/>
+              </w:rPr>
+            </w:r>
+          </w:p>
+          <w:p>
+            <w:pPr>
+              <w:rPr/>
+            </w:pPr>
+            <w:r>
+              <w:rPr>
+                <w:rtl w:val="0"/>
+              </w:rPr>
+              <w:t xml:space="preserve">. Establecer las bases tecnológicas para futuras integraciones de gran valor social con fundaciones de viviendas, municipios y ferreterías locales. </w:t>
             </w:r>
           </w:p>
         </w:tc>
@@ -3153,86 +3175,16 @@
     </w:tbl>
     <w:p>
       <w:pPr>
-        <w:rPr/>
-      </w:pPr>
-      <w:r>
-        <w:rPr>
-          <w:rtl w:val="0"/>
-        </w:rPr>
-      </w:r>
-    </w:p>
-    <w:p>
-      <w:pPr>
-        <w:rPr/>
-      </w:pPr>
-      <w:r>
-        <w:rPr>
-          <w:rtl w:val="0"/>
-        </w:rPr>
-      </w:r>
-    </w:p>
-    <w:p>
-      <w:pPr>
-        <w:rPr/>
-      </w:pPr>
-      <w:r>
-        <w:rPr>
-          <w:rtl w:val="0"/>
-        </w:rPr>
-      </w:r>
-    </w:p>
-    <w:p>
-      <w:pPr>
-        <w:rPr/>
-      </w:pPr>
-      <w:r>
-        <w:rPr>
-          <w:rtl w:val="0"/>
-        </w:rPr>
-      </w:r>
-    </w:p>
-    <w:p>
-      <w:pPr>
-        <w:rPr/>
-      </w:pPr>
-      <w:r>
-        <w:rPr>
-          <w:rtl w:val="0"/>
-        </w:rPr>
-      </w:r>
-    </w:p>
-    <w:p>
-      <w:pPr>
-        <w:rPr/>
-      </w:pPr>
-      <w:r>
-        <w:rPr>
-          <w:rtl w:val="0"/>
-        </w:rPr>
-      </w:r>
-    </w:p>
-    <w:p>
-      <w:pPr>
         <w:pStyle w:val="Heading1"/>
         <w:rPr/>
       </w:pPr>
-      <w:bookmarkStart w:colFirst="0" w:colLast="0" w:name="_heading=h.3dy6vkm" w:id="6"/>
-      <w:bookmarkEnd w:id="6"/>
+      <w:bookmarkStart w:colFirst="0" w:colLast="0" w:name="_heading=h.3dy6vkm" w:id="9"/>
+      <w:bookmarkEnd w:id="9"/>
       <w:r>
         <w:rPr>
           <w:rtl w:val="0"/>
         </w:rPr>
         <w:t xml:space="preserve">Definición de Roles</w:t>
-      </w:r>
-    </w:p>
-    <w:p>
-      <w:pPr>
-        <w:rPr/>
-      </w:pPr>
-      <w:r>
-        <w:rPr>
-          <w:rtl w:val="0"/>
-        </w:rPr>
       </w:r>
     </w:p>
     <w:p>
@@ -3248,9 +3200,8 @@
     <w:tbl>
       <w:tblPr>
         <w:tblStyle w:val="Table5"/>
-        <w:tblW w:w="8828.0" w:type="dxa"/>
+        <w:tblW w:w="8835.0" w:type="dxa"/>
         <w:jc w:val="left"/>
-        <w:tblInd w:w="0.0" w:type="dxa"/>
         <w:tblBorders>
           <w:top w:color="000000" w:space="0" w:sz="4" w:val="single"/>
           <w:left w:color="000000" w:space="0" w:sz="4" w:val="single"/>
@@ -3263,14 +3214,14 @@
         <w:tblLook w:val="0400"/>
       </w:tblPr>
       <w:tblGrid>
-        <w:gridCol w:w="1555"/>
-        <w:gridCol w:w="4330"/>
-        <w:gridCol w:w="2943"/>
+        <w:gridCol w:w="1830"/>
+        <w:gridCol w:w="4065"/>
+        <w:gridCol w:w="2940"/>
         <w:tblGridChange w:id="0">
           <w:tblGrid>
-            <w:gridCol w:w="1555"/>
-            <w:gridCol w:w="4330"/>
-            <w:gridCol w:w="2943"/>
+            <w:gridCol w:w="1830"/>
+            <w:gridCol w:w="4065"/>
+            <w:gridCol w:w="2940"/>
           </w:tblGrid>
         </w:tblGridChange>
       </w:tblGrid>
@@ -3285,8 +3236,10 @@
           </w:tcPr>
           <w:p>
             <w:pPr>
-              <w:rPr>
-                <w:b w:val="1"/>
+              <w:jc w:val="center"/>
+              <w:rPr>
+                <w:b w:val="1"/>
+                <w:bCs w:val="1"/>
                 <w:color w:val="000000"/>
                 <w:sz w:val="24"/>
                 <w:szCs w:val="24"/>
@@ -3295,6 +3248,7 @@
             <w:r>
               <w:rPr>
                 <w:b w:val="1"/>
+                <w:bCs w:val="1"/>
                 <w:color w:val="000000"/>
                 <w:sz w:val="24"/>
                 <w:szCs w:val="24"/>
@@ -3310,8 +3264,10 @@
           </w:tcPr>
           <w:p>
             <w:pPr>
-              <w:rPr>
-                <w:b w:val="1"/>
+              <w:jc w:val="center"/>
+              <w:rPr>
+                <w:b w:val="1"/>
+                <w:bCs w:val="1"/>
                 <w:color w:val="000000"/>
                 <w:sz w:val="24"/>
                 <w:szCs w:val="24"/>
@@ -3320,6 +3276,7 @@
             <w:r>
               <w:rPr>
                 <w:b w:val="1"/>
+                <w:bCs w:val="1"/>
                 <w:color w:val="000000"/>
                 <w:sz w:val="24"/>
                 <w:szCs w:val="24"/>
@@ -3335,8 +3292,10 @@
           </w:tcPr>
           <w:p>
             <w:pPr>
-              <w:rPr>
-                <w:b w:val="1"/>
+              <w:jc w:val="center"/>
+              <w:rPr>
+                <w:b w:val="1"/>
+                <w:bCs w:val="1"/>
                 <w:color w:val="000000"/>
                 <w:sz w:val="24"/>
                 <w:szCs w:val="24"/>
@@ -3345,6 +3304,7 @@
             <w:r>
               <w:rPr>
                 <w:b w:val="1"/>
+                <w:bCs w:val="1"/>
                 <w:color w:val="000000"/>
                 <w:sz w:val="24"/>
                 <w:szCs w:val="24"/>
@@ -3361,41 +3321,97 @@
           <w:tblHeader w:val="0"/>
         </w:trPr>
         <w:tc>
+          <w:tcPr>
+            <w:vAlign w:val="center"/>
+          </w:tcPr>
+          <w:p>
+            <w:pPr>
+              <w:rPr>
+                <w:b w:val="1"/>
+                <w:bCs w:val="1"/>
+              </w:rPr>
+            </w:pPr>
+            <w:r>
+              <w:rPr>
+                <w:b w:val="1"/>
+                <w:bCs w:val="1"/>
+                <w:rtl w:val="0"/>
+              </w:rPr>
+              <w:t xml:space="preserve">Project Manager</w:t>
+            </w:r>
+          </w:p>
+        </w:tc>
+        <w:tc>
+          <w:tcPr>
+            <w:vAlign w:val="center"/>
+          </w:tcPr>
+          <w:p>
+            <w:pPr>
+              <w:jc w:val="center"/>
+              <w:rPr/>
+            </w:pPr>
+            <w:r>
+              <w:rPr>
+                <w:rtl w:val="0"/>
+              </w:rPr>
+              <w:t xml:space="preserve">Benjamin Isaac Casellas Madrid</w:t>
+            </w:r>
+          </w:p>
+        </w:tc>
+        <w:tc>
           <w:tcPr/>
           <w:p>
             <w:pPr>
-              <w:rPr/>
-            </w:pPr>
-            <w:r>
-              <w:rPr>
-                <w:rtl w:val="0"/>
-              </w:rPr>
-            </w:r>
-          </w:p>
-        </w:tc>
-        <w:tc>
-          <w:tcPr/>
-          <w:p>
-            <w:pPr>
-              <w:rPr/>
-            </w:pPr>
-            <w:r>
-              <w:rPr>
-                <w:rtl w:val="0"/>
-              </w:rPr>
-            </w:r>
-          </w:p>
-        </w:tc>
-        <w:tc>
-          <w:tcPr/>
-          <w:p>
-            <w:pPr>
-              <w:rPr/>
-            </w:pPr>
-            <w:r>
-              <w:rPr>
-                <w:rtl w:val="0"/>
-              </w:rPr>
+              <w:numPr>
+                <w:ilvl w:val="0"/>
+                <w:numId w:val="3"/>
+              </w:numPr>
+              <w:ind w:left="720" w:hanging="360"/>
+              <w:rPr>
+                <w:u w:val="none"/>
+              </w:rPr>
+            </w:pPr>
+            <w:r>
+              <w:rPr>
+                <w:rtl w:val="0"/>
+              </w:rPr>
+              <w:t xml:space="preserve">Levantar, definir y priorizar los requerimientos </w:t>
+            </w:r>
+          </w:p>
+          <w:p>
+            <w:pPr>
+              <w:numPr>
+                <w:ilvl w:val="0"/>
+                <w:numId w:val="3"/>
+              </w:numPr>
+              <w:ind w:left="720" w:hanging="360"/>
+              <w:rPr>
+                <w:u w:val="none"/>
+              </w:rPr>
+            </w:pPr>
+            <w:r>
+              <w:rPr>
+                <w:rtl w:val="0"/>
+              </w:rPr>
+              <w:t xml:space="preserve">Supervisar el cumplimiento de los plazos </w:t>
+            </w:r>
+          </w:p>
+          <w:p>
+            <w:pPr>
+              <w:numPr>
+                <w:ilvl w:val="0"/>
+                <w:numId w:val="3"/>
+              </w:numPr>
+              <w:ind w:left="720" w:hanging="360"/>
+              <w:rPr>
+                <w:u w:val="none"/>
+              </w:rPr>
+            </w:pPr>
+            <w:r>
+              <w:rPr>
+                <w:rtl w:val="0"/>
+              </w:rPr>
+              <w:t xml:space="preserve">Comunicación y validación continua entre el equipo técnico y los clientes </w:t>
             </w:r>
           </w:p>
         </w:tc>
@@ -3406,41 +3422,97 @@
           <w:tblHeader w:val="0"/>
         </w:trPr>
         <w:tc>
+          <w:tcPr>
+            <w:vAlign w:val="center"/>
+          </w:tcPr>
+          <w:p>
+            <w:pPr>
+              <w:rPr>
+                <w:b w:val="1"/>
+                <w:bCs w:val="1"/>
+              </w:rPr>
+            </w:pPr>
+            <w:r>
+              <w:rPr>
+                <w:b w:val="1"/>
+                <w:bCs w:val="1"/>
+                <w:rtl w:val="0"/>
+              </w:rPr>
+              <w:t xml:space="preserve">Scrum Master</w:t>
+            </w:r>
+          </w:p>
+        </w:tc>
+        <w:tc>
+          <w:tcPr>
+            <w:vAlign w:val="center"/>
+          </w:tcPr>
+          <w:p>
+            <w:pPr>
+              <w:jc w:val="center"/>
+              <w:rPr/>
+            </w:pPr>
+            <w:r>
+              <w:rPr>
+                <w:rtl w:val="0"/>
+              </w:rPr>
+              <w:t xml:space="preserve">Benjamín Tomás Núñez Arancibia</w:t>
+            </w:r>
+          </w:p>
+        </w:tc>
+        <w:tc>
           <w:tcPr/>
           <w:p>
             <w:pPr>
-              <w:rPr/>
-            </w:pPr>
-            <w:r>
-              <w:rPr>
-                <w:rtl w:val="0"/>
-              </w:rPr>
-            </w:r>
-          </w:p>
-        </w:tc>
-        <w:tc>
-          <w:tcPr/>
-          <w:p>
-            <w:pPr>
-              <w:rPr/>
-            </w:pPr>
-            <w:r>
-              <w:rPr>
-                <w:rtl w:val="0"/>
-              </w:rPr>
-            </w:r>
-          </w:p>
-        </w:tc>
-        <w:tc>
-          <w:tcPr/>
-          <w:p>
-            <w:pPr>
-              <w:rPr/>
-            </w:pPr>
-            <w:r>
-              <w:rPr>
-                <w:rtl w:val="0"/>
-              </w:rPr>
+              <w:numPr>
+                <w:ilvl w:val="0"/>
+                <w:numId w:val="4"/>
+              </w:numPr>
+              <w:ind w:left="720" w:hanging="360"/>
+              <w:rPr>
+                <w:u w:val="none"/>
+              </w:rPr>
+            </w:pPr>
+            <w:r>
+              <w:rPr>
+                <w:rtl w:val="0"/>
+              </w:rPr>
+              <w:t xml:space="preserve">Liderar y coordinar las ceremonias del marco de trabajo ágil </w:t>
+            </w:r>
+          </w:p>
+          <w:p>
+            <w:pPr>
+              <w:numPr>
+                <w:ilvl w:val="0"/>
+                <w:numId w:val="4"/>
+              </w:numPr>
+              <w:ind w:left="720" w:hanging="360"/>
+              <w:rPr>
+                <w:u w:val="none"/>
+              </w:rPr>
+            </w:pPr>
+            <w:r>
+              <w:rPr>
+                <w:rtl w:val="0"/>
+              </w:rPr>
+              <w:t xml:space="preserve">Remover cualquier bloqueo técnico o administrativo </w:t>
+            </w:r>
+          </w:p>
+          <w:p>
+            <w:pPr>
+              <w:numPr>
+                <w:ilvl w:val="0"/>
+                <w:numId w:val="4"/>
+              </w:numPr>
+              <w:ind w:left="720" w:hanging="360"/>
+              <w:rPr>
+                <w:u w:val="none"/>
+              </w:rPr>
+            </w:pPr>
+            <w:r>
+              <w:rPr>
+                <w:rtl w:val="0"/>
+              </w:rPr>
+              <w:t xml:space="preserve">apoyar la creación de la documentación técnica y diagramas UML </w:t>
             </w:r>
           </w:p>
         </w:tc>
@@ -3451,41 +3523,97 @@
           <w:tblHeader w:val="0"/>
         </w:trPr>
         <w:tc>
+          <w:tcPr>
+            <w:vAlign w:val="center"/>
+          </w:tcPr>
+          <w:p>
+            <w:pPr>
+              <w:rPr>
+                <w:b w:val="1"/>
+                <w:bCs w:val="1"/>
+              </w:rPr>
+            </w:pPr>
+            <w:r>
+              <w:rPr>
+                <w:b w:val="1"/>
+                <w:bCs w:val="1"/>
+                <w:rtl w:val="0"/>
+              </w:rPr>
+              <w:t xml:space="preserve">Developer</w:t>
+            </w:r>
+          </w:p>
+        </w:tc>
+        <w:tc>
+          <w:tcPr>
+            <w:vAlign w:val="center"/>
+          </w:tcPr>
+          <w:p>
+            <w:pPr>
+              <w:jc w:val="center"/>
+              <w:rPr/>
+            </w:pPr>
+            <w:r>
+              <w:rPr>
+                <w:rtl w:val="0"/>
+              </w:rPr>
+              <w:t xml:space="preserve">Emilio Castro Gonzalez</w:t>
+            </w:r>
+          </w:p>
+        </w:tc>
+        <w:tc>
           <w:tcPr/>
           <w:p>
             <w:pPr>
-              <w:rPr/>
-            </w:pPr>
-            <w:r>
-              <w:rPr>
-                <w:rtl w:val="0"/>
-              </w:rPr>
-            </w:r>
-          </w:p>
-        </w:tc>
-        <w:tc>
-          <w:tcPr/>
-          <w:p>
-            <w:pPr>
-              <w:rPr/>
-            </w:pPr>
-            <w:r>
-              <w:rPr>
-                <w:rtl w:val="0"/>
-              </w:rPr>
-            </w:r>
-          </w:p>
-        </w:tc>
-        <w:tc>
-          <w:tcPr/>
-          <w:p>
-            <w:pPr>
-              <w:rPr/>
-            </w:pPr>
-            <w:r>
-              <w:rPr>
-                <w:rtl w:val="0"/>
-              </w:rPr>
+              <w:numPr>
+                <w:ilvl w:val="0"/>
+                <w:numId w:val="6"/>
+              </w:numPr>
+              <w:ind w:left="720" w:hanging="360"/>
+              <w:rPr>
+                <w:u w:val="none"/>
+              </w:rPr>
+            </w:pPr>
+            <w:r>
+              <w:rPr>
+                <w:rtl w:val="0"/>
+              </w:rPr>
+              <w:t xml:space="preserve">Modelar y construir la estructura de la base de datos relacional </w:t>
+            </w:r>
+          </w:p>
+          <w:p>
+            <w:pPr>
+              <w:numPr>
+                <w:ilvl w:val="0"/>
+                <w:numId w:val="6"/>
+              </w:numPr>
+              <w:ind w:left="720" w:hanging="360"/>
+              <w:rPr>
+                <w:u w:val="none"/>
+              </w:rPr>
+            </w:pPr>
+            <w:r>
+              <w:rPr>
+                <w:rtl w:val="0"/>
+              </w:rPr>
+              <w:t xml:space="preserve">Programar el algoritmo central </w:t>
+            </w:r>
+          </w:p>
+          <w:p>
+            <w:pPr>
+              <w:numPr>
+                <w:ilvl w:val="0"/>
+                <w:numId w:val="6"/>
+              </w:numPr>
+              <w:ind w:left="720" w:hanging="360"/>
+              <w:rPr>
+                <w:u w:val="none"/>
+              </w:rPr>
+            </w:pPr>
+            <w:r>
+              <w:rPr>
+                <w:rtl w:val="0"/>
+              </w:rPr>
+              <w:t xml:space="preserve">Programar la interfaz visual interactiva </w:t>
             </w:r>
           </w:p>
         </w:tc>
@@ -3496,41 +3624,97 @@
           <w:tblHeader w:val="0"/>
         </w:trPr>
         <w:tc>
+          <w:tcPr>
+            <w:vAlign w:val="center"/>
+          </w:tcPr>
+          <w:p>
+            <w:pPr>
+              <w:rPr>
+                <w:b w:val="1"/>
+                <w:bCs w:val="1"/>
+              </w:rPr>
+            </w:pPr>
+            <w:r>
+              <w:rPr>
+                <w:b w:val="1"/>
+                <w:bCs w:val="1"/>
+                <w:rtl w:val="0"/>
+              </w:rPr>
+              <w:t xml:space="preserve">Tester Q&amp;A</w:t>
+            </w:r>
+          </w:p>
+        </w:tc>
+        <w:tc>
+          <w:tcPr>
+            <w:vAlign w:val="center"/>
+          </w:tcPr>
+          <w:p>
+            <w:pPr>
+              <w:jc w:val="center"/>
+              <w:rPr/>
+            </w:pPr>
+            <w:r>
+              <w:rPr>
+                <w:rtl w:val="0"/>
+              </w:rPr>
+              <w:t xml:space="preserve">Lucas Ignacio Padilla Aliaga</w:t>
+            </w:r>
+          </w:p>
+        </w:tc>
+        <w:tc>
           <w:tcPr/>
           <w:p>
             <w:pPr>
-              <w:rPr/>
-            </w:pPr>
-            <w:r>
-              <w:rPr>
-                <w:rtl w:val="0"/>
-              </w:rPr>
-            </w:r>
-          </w:p>
-        </w:tc>
-        <w:tc>
-          <w:tcPr/>
-          <w:p>
-            <w:pPr>
-              <w:rPr/>
-            </w:pPr>
-            <w:r>
-              <w:rPr>
-                <w:rtl w:val="0"/>
-              </w:rPr>
-            </w:r>
-          </w:p>
-        </w:tc>
-        <w:tc>
-          <w:tcPr/>
-          <w:p>
-            <w:pPr>
-              <w:rPr/>
-            </w:pPr>
-            <w:r>
-              <w:rPr>
-                <w:rtl w:val="0"/>
-              </w:rPr>
+              <w:numPr>
+                <w:ilvl w:val="0"/>
+                <w:numId w:val="2"/>
+              </w:numPr>
+              <w:ind w:left="720" w:hanging="360"/>
+              <w:rPr>
+                <w:u w:val="none"/>
+              </w:rPr>
+            </w:pPr>
+            <w:r>
+              <w:rPr>
+                <w:rtl w:val="0"/>
+              </w:rPr>
+              <w:t xml:space="preserve">Estructurar casos de prueba precisos </w:t>
+            </w:r>
+          </w:p>
+          <w:p>
+            <w:pPr>
+              <w:numPr>
+                <w:ilvl w:val="0"/>
+                <w:numId w:val="2"/>
+              </w:numPr>
+              <w:ind w:left="720" w:hanging="360"/>
+              <w:rPr>
+                <w:u w:val="none"/>
+              </w:rPr>
+            </w:pPr>
+            <w:r>
+              <w:rPr>
+                <w:rtl w:val="0"/>
+              </w:rPr>
+              <w:t xml:space="preserve">Ejecutar pruebas exhaustivas para asegurar la exactitud matemática del motor de cálculo </w:t>
+            </w:r>
+          </w:p>
+          <w:p>
+            <w:pPr>
+              <w:numPr>
+                <w:ilvl w:val="0"/>
+                <w:numId w:val="2"/>
+              </w:numPr>
+              <w:ind w:left="720" w:hanging="360"/>
+              <w:rPr>
+                <w:u w:val="none"/>
+              </w:rPr>
+            </w:pPr>
+            <w:r>
+              <w:rPr>
+                <w:rtl w:val="0"/>
+              </w:rPr>
+              <w:t xml:space="preserve">Documentar y reportar errores de código o vulnerabilidades sistémicas </w:t>
             </w:r>
           </w:p>
         </w:tc>
@@ -3606,19 +3790,9 @@
         </w:rPr>
       </w:r>
     </w:p>
-    <w:p>
-      <w:pPr>
-        <w:rPr/>
-      </w:pPr>
-      <w:r>
-        <w:rPr>
-          <w:rtl w:val="0"/>
-        </w:rPr>
-      </w:r>
-    </w:p>
     <w:sectPr>
-      <w:headerReference r:id="rId12" w:type="default"/>
-      <w:footerReference r:id="rId13" w:type="default"/>
+      <w:headerReference r:id="rId15" w:type="default"/>
+      <w:footerReference r:id="rId16" w:type="default"/>
       <w:pgSz w:h="15840" w:w="12240" w:orient="portrait"/>
       <w:pgMar w:bottom="1418" w:top="1418" w:left="1701" w:right="1701" w:header="709" w:footer="709"/>
       <w:pgNumType w:start="1"/>
@@ -3628,13 +3802,9 @@
 </file>
 
 <file path=word/footer1.xml><?xml version="1.0" encoding="utf-8"?>
-<w:ftr xmlns:mc="http://schemas.openxmlformats.org/markup-compatibility/2006" xmlns:o="urn:schemas-microsoft-com:office:office" xmlns:r="http://schemas.openxmlformats.org/officeDocument/2006/relationships" xmlns:m="http://schemas.openxmlformats.org/officeDocument/2006/math" xmlns:v="urn:schemas-microsoft-com:vml" xmlns:wp="http://schemas.openxmlformats.org/drawingml/2006/wordprocessingDrawing" xmlns:w10="urn:schemas-microsoft-com:office:word" xmlns:w="http://schemas.openxmlformats.org/wordprocessingml/2006/main" xmlns:wne="http://schemas.microsoft.com/office/word/2006/wordml" xmlns:sl="http://schemas.openxmlformats.org/schemaLibrary/2006/main" xmlns:a="http://schemas.openxmlformats.org/drawingml/2006/main" xmlns:pic="http://schemas.openxmlformats.org/drawingml/2006/picture" xmlns:c="http://schemas.openxmlformats.org/drawingml/2006/chart" xmlns:lc="http://schemas.openxmlformats.org/drawingml/2006/lockedCanvas" xmlns:dgm="http://schemas.openxmlformats.org/drawingml/2006/diagram" xmlns:wps="http://schemas.microsoft.com/office/word/2010/wordprocessingShape" xmlns:wpg="http://schemas.microsoft.com/office/word/2010/wordprocessingGroup" xmlns:w14="http://schemas.microsoft.com/office/word/2010/wordml" xmlns:w15="http://schemas.microsoft.com/office/word/2012/wordml">
+<w:ftr xmlns:mc="http://schemas.openxmlformats.org/markup-compatibility/2006" xmlns:o="urn:schemas-microsoft-com:office:office" xmlns:r="http://schemas.openxmlformats.org/officeDocument/2006/relationships" xmlns:m="http://schemas.openxmlformats.org/officeDocument/2006/math" xmlns:v="urn:schemas-microsoft-com:vml" xmlns:wp="http://schemas.openxmlformats.org/drawingml/2006/wordprocessingDrawing" xmlns:w10="urn:schemas-microsoft-com:office:word" xmlns:w="http://schemas.openxmlformats.org/wordprocessingml/2006/main" xmlns:wne="http://schemas.microsoft.com/office/word/2006/wordml" xmlns:sl="http://schemas.openxmlformats.org/schemaLibrary/2006/main" xmlns:a="http://schemas.openxmlformats.org/drawingml/2006/main" xmlns:pic="http://schemas.openxmlformats.org/drawingml/2006/picture" xmlns:c="http://schemas.openxmlformats.org/drawingml/2006/chart" xmlns:lc="http://schemas.openxmlformats.org/drawingml/2006/lockedCanvas" xmlns:dgm="http://schemas.openxmlformats.org/drawingml/2006/diagram" xmlns:wps="http://schemas.microsoft.com/office/word/2010/wordprocessingShape" xmlns:wpg="http://schemas.microsoft.com/office/word/2010/wordprocessingGroup" xmlns:w14="http://schemas.microsoft.com/office/word/2010/wordml" xmlns:w15="http://schemas.microsoft.com/office/word/2012/wordml" xmlns:w16="http://schemas.microsoft.com/office/word/2018/wordml" xmlns:w16cex="http://schemas.microsoft.com/office/word/2018/wordml/cex" xmlns:w16cid="http://schemas.microsoft.com/office/word/2016/wordml/cid" xmlns="http://schemas.microsoft.com/office/tasks/2019/documenttasks" xmlns:cr="http://schemas.microsoft.com/office/comments/2020/reactions">
   <w:p>
     <w:pPr>
-      <w:keepNext w:val="0"/>
-      <w:keepLines w:val="0"/>
-      <w:pageBreakBefore w:val="0"/>
-      <w:widowControl w:val="1"/>
       <w:pBdr>
         <w:top w:space="0" w:sz="0" w:val="nil"/>
         <w:left w:space="0" w:sz="0" w:val="nil"/>
@@ -3642,41 +3812,23 @@
         <w:right w:space="0" w:sz="0" w:val="nil"/>
         <w:between w:space="0" w:sz="0" w:val="nil"/>
       </w:pBdr>
-      <w:shd w:fill="auto" w:val="clear"/>
       <w:tabs>
-        <w:tab w:val="center" w:pos="4419"/>
-        <w:tab w:val="right" w:pos="8838"/>
+        <w:tab w:val="center" w:leader="none" w:pos="4419"/>
+        <w:tab w:val="right" w:leader="none" w:pos="8838"/>
       </w:tabs>
-      <w:spacing w:after="0" w:before="0" w:line="240" w:lineRule="auto"/>
-      <w:ind w:left="0" w:right="0" w:firstLine="0"/>
+      <w:spacing w:after="0" w:line="240" w:lineRule="auto"/>
       <w:jc w:val="center"/>
       <w:rPr>
-        <w:rFonts w:ascii="Calibri" w:cs="Calibri" w:eastAsia="Calibri" w:hAnsi="Calibri"/>
-        <w:b w:val="0"/>
-        <w:i w:val="0"/>
-        <w:smallCaps w:val="0"/>
-        <w:strike w:val="0"/>
         <w:color w:val="000000"/>
         <w:sz w:val="20"/>
         <w:szCs w:val="20"/>
-        <w:u w:val="none"/>
-        <w:shd w:fill="auto" w:val="clear"/>
-        <w:vertAlign w:val="baseline"/>
       </w:rPr>
     </w:pPr>
     <w:r>
       <w:rPr>
-        <w:rFonts w:ascii="Calibri" w:cs="Calibri" w:eastAsia="Calibri" w:hAnsi="Calibri"/>
-        <w:b w:val="0"/>
-        <w:i w:val="0"/>
-        <w:smallCaps w:val="0"/>
-        <w:strike w:val="0"/>
         <w:color w:val="000000"/>
         <w:sz w:val="20"/>
         <w:szCs w:val="20"/>
-        <w:u w:val="none"/>
-        <w:shd w:fill="auto" w:val="clear"/>
-        <w:vertAlign w:val="baseline"/>
         <w:rtl w:val="0"/>
       </w:rPr>
       <w:t xml:space="preserve">Documento de Visión Scrum, Ingeniería de Software – DuocUC</w:t>
@@ -3684,10 +3836,6 @@
   </w:p>
   <w:p>
     <w:pPr>
-      <w:keepNext w:val="0"/>
-      <w:keepLines w:val="0"/>
-      <w:pageBreakBefore w:val="0"/>
-      <w:widowControl w:val="1"/>
       <w:pBdr>
         <w:top w:space="0" w:sz="0" w:val="nil"/>
         <w:left w:space="0" w:sz="0" w:val="nil"/>
@@ -3695,26 +3843,13 @@
         <w:right w:space="0" w:sz="0" w:val="nil"/>
         <w:between w:space="0" w:sz="0" w:val="nil"/>
       </w:pBdr>
-      <w:shd w:fill="auto" w:val="clear"/>
       <w:tabs>
-        <w:tab w:val="center" w:pos="4419"/>
-        <w:tab w:val="right" w:pos="8838"/>
+        <w:tab w:val="center" w:leader="none" w:pos="4419"/>
+        <w:tab w:val="right" w:leader="none" w:pos="8838"/>
       </w:tabs>
-      <w:spacing w:after="0" w:before="0" w:line="240" w:lineRule="auto"/>
-      <w:ind w:left="0" w:right="0" w:firstLine="0"/>
-      <w:jc w:val="left"/>
-      <w:rPr>
-        <w:rFonts w:ascii="Calibri" w:cs="Calibri" w:eastAsia="Calibri" w:hAnsi="Calibri"/>
-        <w:b w:val="0"/>
-        <w:i w:val="0"/>
-        <w:smallCaps w:val="0"/>
-        <w:strike w:val="0"/>
+      <w:spacing w:after="0" w:line="240" w:lineRule="auto"/>
+      <w:rPr>
         <w:color w:val="000000"/>
-        <w:sz w:val="22"/>
-        <w:szCs w:val="22"/>
-        <w:u w:val="none"/>
-        <w:shd w:fill="auto" w:val="clear"/>
-        <w:vertAlign w:val="baseline"/>
       </w:rPr>
     </w:pPr>
     <w:r>
@@ -3727,22 +3862,19 @@
 </file>
 
 <file path=word/header1.xml><?xml version="1.0" encoding="utf-8"?>
-<w:hdr xmlns:mc="http://schemas.openxmlformats.org/markup-compatibility/2006" xmlns:o="urn:schemas-microsoft-com:office:office" xmlns:r="http://schemas.openxmlformats.org/officeDocument/2006/relationships" xmlns:m="http://schemas.openxmlformats.org/officeDocument/2006/math" xmlns:v="urn:schemas-microsoft-com:vml" xmlns:wp="http://schemas.openxmlformats.org/drawingml/2006/wordprocessingDrawing" xmlns:w10="urn:schemas-microsoft-com:office:word" xmlns:w="http://schemas.openxmlformats.org/wordprocessingml/2006/main" xmlns:wne="http://schemas.microsoft.com/office/word/2006/wordml" xmlns:sl="http://schemas.openxmlformats.org/schemaLibrary/2006/main" xmlns:a="http://schemas.openxmlformats.org/drawingml/2006/main" xmlns:pic="http://schemas.openxmlformats.org/drawingml/2006/picture" xmlns:c="http://schemas.openxmlformats.org/drawingml/2006/chart" xmlns:lc="http://schemas.openxmlformats.org/drawingml/2006/lockedCanvas" xmlns:dgm="http://schemas.openxmlformats.org/drawingml/2006/diagram" xmlns:wps="http://schemas.microsoft.com/office/word/2010/wordprocessingShape" xmlns:wpg="http://schemas.microsoft.com/office/word/2010/wordprocessingGroup" xmlns:w14="http://schemas.microsoft.com/office/word/2010/wordml" xmlns:w15="http://schemas.microsoft.com/office/word/2012/wordml">
+<w:hdr xmlns:mc="http://schemas.openxmlformats.org/markup-compatibility/2006" xmlns:o="urn:schemas-microsoft-com:office:office" xmlns:r="http://schemas.openxmlformats.org/officeDocument/2006/relationships" xmlns:m="http://schemas.openxmlformats.org/officeDocument/2006/math" xmlns:v="urn:schemas-microsoft-com:vml" xmlns:wp="http://schemas.openxmlformats.org/drawingml/2006/wordprocessingDrawing" xmlns:w10="urn:schemas-microsoft-com:office:word" xmlns:w="http://schemas.openxmlformats.org/wordprocessingml/2006/main" xmlns:wne="http://schemas.microsoft.com/office/word/2006/wordml" xmlns:sl="http://schemas.openxmlformats.org/schemaLibrary/2006/main" xmlns:a="http://schemas.openxmlformats.org/drawingml/2006/main" xmlns:pic="http://schemas.openxmlformats.org/drawingml/2006/picture" xmlns:c="http://schemas.openxmlformats.org/drawingml/2006/chart" xmlns:lc="http://schemas.openxmlformats.org/drawingml/2006/lockedCanvas" xmlns:dgm="http://schemas.openxmlformats.org/drawingml/2006/diagram" xmlns:wps="http://schemas.microsoft.com/office/word/2010/wordprocessingShape" xmlns:wpg="http://schemas.microsoft.com/office/word/2010/wordprocessingGroup" xmlns:w14="http://schemas.microsoft.com/office/word/2010/wordml" xmlns:w15="http://schemas.microsoft.com/office/word/2012/wordml" xmlns:w16="http://schemas.microsoft.com/office/word/2018/wordml" xmlns:w16cex="http://schemas.microsoft.com/office/word/2018/wordml/cex" xmlns:w16cid="http://schemas.microsoft.com/office/word/2016/wordml/cid" xmlns="http://schemas.microsoft.com/office/tasks/2019/documenttasks" xmlns:cr="http://schemas.microsoft.com/office/comments/2020/reactions">
   <w:p>
     <w:pPr>
       <w:tabs>
-        <w:tab w:val="center" w:pos="4419"/>
-        <w:tab w:val="right" w:pos="8838"/>
+        <w:tab w:val="center" w:leader="none" w:pos="4419"/>
+        <w:tab w:val="right" w:leader="none" w:pos="8838"/>
       </w:tabs>
       <w:spacing w:after="0" w:line="240" w:lineRule="auto"/>
       <w:jc w:val="right"/>
-      <w:rPr>
-        <w:rFonts w:ascii="Calibri" w:cs="Calibri" w:eastAsia="Calibri" w:hAnsi="Calibri"/>
-      </w:rPr>
+      <w:rPr/>
     </w:pPr>
     <w:r>
       <w:rPr>
-        <w:rFonts w:ascii="Calibri" w:cs="Calibri" w:eastAsia="Calibri" w:hAnsi="Calibri"/>
         <w:rtl w:val="0"/>
       </w:rPr>
       <w:t xml:space="preserve">Visión y Roles del Proyecto</w:t>
@@ -3754,14 +3886,12 @@
         <w:bottom w:color="000000" w:space="1" w:sz="4" w:val="single"/>
       </w:pBdr>
       <w:tabs>
-        <w:tab w:val="center" w:pos="4419"/>
-        <w:tab w:val="right" w:pos="8838"/>
+        <w:tab w:val="center" w:leader="none" w:pos="4419"/>
+        <w:tab w:val="right" w:leader="none" w:pos="8838"/>
       </w:tabs>
       <w:spacing w:after="0" w:line="240" w:lineRule="auto"/>
       <w:jc w:val="right"/>
-      <w:rPr>
-        <w:rFonts w:ascii="Calibri" w:cs="Calibri" w:eastAsia="Calibri" w:hAnsi="Calibri"/>
-      </w:rPr>
+      <w:rPr/>
     </w:pPr>
     <w:r>
       <w:rPr>
@@ -3776,17 +3906,17 @@
             <wp:posOffset>131977</wp:posOffset>
           </wp:positionH>
           <wp:positionV relativeFrom="paragraph">
-            <wp:posOffset>-152561</wp:posOffset>
+            <wp:posOffset>-152560</wp:posOffset>
           </wp:positionV>
           <wp:extent cx="932815" cy="231775"/>
           <wp:effectExtent b="0" l="0" r="0" t="0"/>
           <wp:wrapSquare wrapText="bothSides" distB="0" distT="0" distL="114300" distR="114300"/>
-          <wp:docPr id="1034" name="image3.png"/>
+          <wp:docPr id="1040" name="image1.png"/>
           <a:graphic>
             <a:graphicData uri="http://schemas.openxmlformats.org/drawingml/2006/picture">
               <pic:pic>
                 <pic:nvPicPr>
-                  <pic:cNvPr id="0" name="image3.png"/>
+                  <pic:cNvPr id="0" name="image1.png"/>
                   <pic:cNvPicPr preferRelativeResize="0"/>
                 </pic:nvPicPr>
                 <pic:blipFill>
@@ -3815,11 +3945,690 @@
 </file>
 
 <file path=word/numbering.xml><?xml version="1.0" encoding="utf-8"?>
-<w:numbering xmlns:mc="http://schemas.openxmlformats.org/markup-compatibility/2006" xmlns:o="urn:schemas-microsoft-com:office:office" xmlns:r="http://schemas.openxmlformats.org/officeDocument/2006/relationships" xmlns:m="http://schemas.openxmlformats.org/officeDocument/2006/math" xmlns:v="urn:schemas-microsoft-com:vml" xmlns:wp="http://schemas.openxmlformats.org/drawingml/2006/wordprocessingDrawing" xmlns:w10="urn:schemas-microsoft-com:office:word" xmlns:w="http://schemas.openxmlformats.org/wordprocessingml/2006/main" xmlns:wne="http://schemas.microsoft.com/office/word/2006/wordml" xmlns:sl="http://schemas.openxmlformats.org/schemaLibrary/2006/main" xmlns:a="http://schemas.openxmlformats.org/drawingml/2006/main" xmlns:pic="http://schemas.openxmlformats.org/drawingml/2006/picture" xmlns:c="http://schemas.openxmlformats.org/drawingml/2006/chart" xmlns:lc="http://schemas.openxmlformats.org/drawingml/2006/lockedCanvas" xmlns:dgm="http://schemas.openxmlformats.org/drawingml/2006/diagram" xmlns:wps="http://schemas.microsoft.com/office/word/2010/wordprocessingShape" xmlns:wpg="http://schemas.microsoft.com/office/word/2010/wordprocessingGroup" xmlns:w14="http://schemas.microsoft.com/office/word/2010/wordml" xmlns:w15="http://schemas.microsoft.com/office/word/2012/wordml"/>
+<w:numbering xmlns:mc="http://schemas.openxmlformats.org/markup-compatibility/2006" xmlns:o="urn:schemas-microsoft-com:office:office" xmlns:r="http://schemas.openxmlformats.org/officeDocument/2006/relationships" xmlns:m="http://schemas.openxmlformats.org/officeDocument/2006/math" xmlns:v="urn:schemas-microsoft-com:vml" xmlns:wp="http://schemas.openxmlformats.org/drawingml/2006/wordprocessingDrawing" xmlns:w10="urn:schemas-microsoft-com:office:word" xmlns:w="http://schemas.openxmlformats.org/wordprocessingml/2006/main" xmlns:wne="http://schemas.microsoft.com/office/word/2006/wordml" xmlns:sl="http://schemas.openxmlformats.org/schemaLibrary/2006/main" xmlns:a="http://schemas.openxmlformats.org/drawingml/2006/main" xmlns:pic="http://schemas.openxmlformats.org/drawingml/2006/picture" xmlns:c="http://schemas.openxmlformats.org/drawingml/2006/chart" xmlns:lc="http://schemas.openxmlformats.org/drawingml/2006/lockedCanvas" xmlns:dgm="http://schemas.openxmlformats.org/drawingml/2006/diagram" xmlns:wps="http://schemas.microsoft.com/office/word/2010/wordprocessingShape" xmlns:wpg="http://schemas.microsoft.com/office/word/2010/wordprocessingGroup" xmlns:w14="http://schemas.microsoft.com/office/word/2010/wordml" xmlns:w15="http://schemas.microsoft.com/office/word/2012/wordml" xmlns:w16="http://schemas.microsoft.com/office/word/2018/wordml" xmlns:w16cex="http://schemas.microsoft.com/office/word/2018/wordml/cex" xmlns:w16cid="http://schemas.microsoft.com/office/word/2016/wordml/cid" xmlns="http://schemas.microsoft.com/office/tasks/2019/documenttasks" xmlns:cr="http://schemas.microsoft.com/office/comments/2020/reactions">
+  <w:abstractNum w:abstractNumId="1">
+    <w:lvl w:ilvl="0">
+      <w:start w:val="1"/>
+      <w:numFmt w:val="decimal"/>
+      <w:lvlText w:val="%1)"/>
+      <w:lvlJc w:val="left"/>
+      <w:pPr>
+        <w:ind w:left="720" w:hanging="360"/>
+      </w:pPr>
+      <w:rPr>
+        <w:u w:val="none"/>
+      </w:rPr>
+    </w:lvl>
+    <w:lvl w:ilvl="1">
+      <w:start w:val="1"/>
+      <w:numFmt w:val="lowerLetter"/>
+      <w:lvlText w:val="%2)"/>
+      <w:lvlJc w:val="left"/>
+      <w:pPr>
+        <w:ind w:left="1440" w:hanging="360"/>
+      </w:pPr>
+      <w:rPr>
+        <w:u w:val="none"/>
+      </w:rPr>
+    </w:lvl>
+    <w:lvl w:ilvl="2">
+      <w:start w:val="1"/>
+      <w:numFmt w:val="lowerRoman"/>
+      <w:lvlText w:val="%3)"/>
+      <w:lvlJc w:val="right"/>
+      <w:pPr>
+        <w:ind w:left="2160" w:hanging="360"/>
+      </w:pPr>
+      <w:rPr>
+        <w:u w:val="none"/>
+      </w:rPr>
+    </w:lvl>
+    <w:lvl w:ilvl="3">
+      <w:start w:val="1"/>
+      <w:numFmt w:val="decimal"/>
+      <w:lvlText w:val="(%4)"/>
+      <w:lvlJc w:val="left"/>
+      <w:pPr>
+        <w:ind w:left="2880" w:hanging="360"/>
+      </w:pPr>
+      <w:rPr>
+        <w:u w:val="none"/>
+      </w:rPr>
+    </w:lvl>
+    <w:lvl w:ilvl="4">
+      <w:start w:val="1"/>
+      <w:numFmt w:val="lowerLetter"/>
+      <w:lvlText w:val="(%5)"/>
+      <w:lvlJc w:val="left"/>
+      <w:pPr>
+        <w:ind w:left="3600" w:hanging="360"/>
+      </w:pPr>
+      <w:rPr>
+        <w:u w:val="none"/>
+      </w:rPr>
+    </w:lvl>
+    <w:lvl w:ilvl="5">
+      <w:start w:val="1"/>
+      <w:numFmt w:val="lowerRoman"/>
+      <w:lvlText w:val="(%6)"/>
+      <w:lvlJc w:val="right"/>
+      <w:pPr>
+        <w:ind w:left="4320" w:hanging="360"/>
+      </w:pPr>
+      <w:rPr>
+        <w:u w:val="none"/>
+      </w:rPr>
+    </w:lvl>
+    <w:lvl w:ilvl="6">
+      <w:start w:val="1"/>
+      <w:numFmt w:val="decimal"/>
+      <w:lvlText w:val="%7."/>
+      <w:lvlJc w:val="left"/>
+      <w:pPr>
+        <w:ind w:left="5040" w:hanging="360"/>
+      </w:pPr>
+      <w:rPr>
+        <w:u w:val="none"/>
+      </w:rPr>
+    </w:lvl>
+    <w:lvl w:ilvl="7">
+      <w:start w:val="1"/>
+      <w:numFmt w:val="lowerLetter"/>
+      <w:lvlText w:val="%8."/>
+      <w:lvlJc w:val="left"/>
+      <w:pPr>
+        <w:ind w:left="5760" w:hanging="360"/>
+      </w:pPr>
+      <w:rPr>
+        <w:u w:val="none"/>
+      </w:rPr>
+    </w:lvl>
+    <w:lvl w:ilvl="8">
+      <w:start w:val="1"/>
+      <w:numFmt w:val="lowerRoman"/>
+      <w:lvlText w:val="%9."/>
+      <w:lvlJc w:val="right"/>
+      <w:pPr>
+        <w:ind w:left="6480" w:hanging="360"/>
+      </w:pPr>
+      <w:rPr>
+        <w:u w:val="none"/>
+      </w:rPr>
+    </w:lvl>
+  </w:abstractNum>
+  <w:abstractNum w:abstractNumId="2">
+    <w:lvl w:ilvl="0">
+      <w:start w:val="1"/>
+      <w:numFmt w:val="bullet"/>
+      <w:lvlText w:val="-"/>
+      <w:lvlJc w:val="left"/>
+      <w:pPr>
+        <w:ind w:left="720" w:hanging="360"/>
+      </w:pPr>
+      <w:rPr>
+        <w:u w:val="none"/>
+      </w:rPr>
+    </w:lvl>
+    <w:lvl w:ilvl="1">
+      <w:start w:val="1"/>
+      <w:numFmt w:val="bullet"/>
+      <w:lvlText w:val="-"/>
+      <w:lvlJc w:val="left"/>
+      <w:pPr>
+        <w:ind w:left="1440" w:hanging="360"/>
+      </w:pPr>
+      <w:rPr>
+        <w:u w:val="none"/>
+      </w:rPr>
+    </w:lvl>
+    <w:lvl w:ilvl="2">
+      <w:start w:val="1"/>
+      <w:numFmt w:val="bullet"/>
+      <w:lvlText w:val="-"/>
+      <w:lvlJc w:val="left"/>
+      <w:pPr>
+        <w:ind w:left="2160" w:hanging="360"/>
+      </w:pPr>
+      <w:rPr>
+        <w:u w:val="none"/>
+      </w:rPr>
+    </w:lvl>
+    <w:lvl w:ilvl="3">
+      <w:start w:val="1"/>
+      <w:numFmt w:val="bullet"/>
+      <w:lvlText w:val="-"/>
+      <w:lvlJc w:val="left"/>
+      <w:pPr>
+        <w:ind w:left="2880" w:hanging="360"/>
+      </w:pPr>
+      <w:rPr>
+        <w:u w:val="none"/>
+      </w:rPr>
+    </w:lvl>
+    <w:lvl w:ilvl="4">
+      <w:start w:val="1"/>
+      <w:numFmt w:val="bullet"/>
+      <w:lvlText w:val="-"/>
+      <w:lvlJc w:val="left"/>
+      <w:pPr>
+        <w:ind w:left="3600" w:hanging="360"/>
+      </w:pPr>
+      <w:rPr>
+        <w:u w:val="none"/>
+      </w:rPr>
+    </w:lvl>
+    <w:lvl w:ilvl="5">
+      <w:start w:val="1"/>
+      <w:numFmt w:val="bullet"/>
+      <w:lvlText w:val="-"/>
+      <w:lvlJc w:val="left"/>
+      <w:pPr>
+        <w:ind w:left="4320" w:hanging="360"/>
+      </w:pPr>
+      <w:rPr>
+        <w:u w:val="none"/>
+      </w:rPr>
+    </w:lvl>
+    <w:lvl w:ilvl="6">
+      <w:start w:val="1"/>
+      <w:numFmt w:val="bullet"/>
+      <w:lvlText w:val="-"/>
+      <w:lvlJc w:val="left"/>
+      <w:pPr>
+        <w:ind w:left="5040" w:hanging="360"/>
+      </w:pPr>
+      <w:rPr>
+        <w:u w:val="none"/>
+      </w:rPr>
+    </w:lvl>
+    <w:lvl w:ilvl="7">
+      <w:start w:val="1"/>
+      <w:numFmt w:val="bullet"/>
+      <w:lvlText w:val="-"/>
+      <w:lvlJc w:val="left"/>
+      <w:pPr>
+        <w:ind w:left="5760" w:hanging="360"/>
+      </w:pPr>
+      <w:rPr>
+        <w:u w:val="none"/>
+      </w:rPr>
+    </w:lvl>
+    <w:lvl w:ilvl="8">
+      <w:start w:val="1"/>
+      <w:numFmt w:val="bullet"/>
+      <w:lvlText w:val="-"/>
+      <w:lvlJc w:val="left"/>
+      <w:pPr>
+        <w:ind w:left="6480" w:hanging="360"/>
+      </w:pPr>
+      <w:rPr>
+        <w:u w:val="none"/>
+      </w:rPr>
+    </w:lvl>
+  </w:abstractNum>
+  <w:abstractNum w:abstractNumId="3">
+    <w:lvl w:ilvl="0">
+      <w:start w:val="1"/>
+      <w:numFmt w:val="bullet"/>
+      <w:lvlText w:val="-"/>
+      <w:lvlJc w:val="left"/>
+      <w:pPr>
+        <w:ind w:left="720" w:hanging="360"/>
+      </w:pPr>
+      <w:rPr>
+        <w:u w:val="none"/>
+      </w:rPr>
+    </w:lvl>
+    <w:lvl w:ilvl="1">
+      <w:start w:val="1"/>
+      <w:numFmt w:val="bullet"/>
+      <w:lvlText w:val="-"/>
+      <w:lvlJc w:val="left"/>
+      <w:pPr>
+        <w:ind w:left="1440" w:hanging="360"/>
+      </w:pPr>
+      <w:rPr>
+        <w:u w:val="none"/>
+      </w:rPr>
+    </w:lvl>
+    <w:lvl w:ilvl="2">
+      <w:start w:val="1"/>
+      <w:numFmt w:val="bullet"/>
+      <w:lvlText w:val="-"/>
+      <w:lvlJc w:val="left"/>
+      <w:pPr>
+        <w:ind w:left="2160" w:hanging="360"/>
+      </w:pPr>
+      <w:rPr>
+        <w:u w:val="none"/>
+      </w:rPr>
+    </w:lvl>
+    <w:lvl w:ilvl="3">
+      <w:start w:val="1"/>
+      <w:numFmt w:val="bullet"/>
+      <w:lvlText w:val="-"/>
+      <w:lvlJc w:val="left"/>
+      <w:pPr>
+        <w:ind w:left="2880" w:hanging="360"/>
+      </w:pPr>
+      <w:rPr>
+        <w:u w:val="none"/>
+      </w:rPr>
+    </w:lvl>
+    <w:lvl w:ilvl="4">
+      <w:start w:val="1"/>
+      <w:numFmt w:val="bullet"/>
+      <w:lvlText w:val="-"/>
+      <w:lvlJc w:val="left"/>
+      <w:pPr>
+        <w:ind w:left="3600" w:hanging="360"/>
+      </w:pPr>
+      <w:rPr>
+        <w:u w:val="none"/>
+      </w:rPr>
+    </w:lvl>
+    <w:lvl w:ilvl="5">
+      <w:start w:val="1"/>
+      <w:numFmt w:val="bullet"/>
+      <w:lvlText w:val="-"/>
+      <w:lvlJc w:val="left"/>
+      <w:pPr>
+        <w:ind w:left="4320" w:hanging="360"/>
+      </w:pPr>
+      <w:rPr>
+        <w:u w:val="none"/>
+      </w:rPr>
+    </w:lvl>
+    <w:lvl w:ilvl="6">
+      <w:start w:val="1"/>
+      <w:numFmt w:val="bullet"/>
+      <w:lvlText w:val="-"/>
+      <w:lvlJc w:val="left"/>
+      <w:pPr>
+        <w:ind w:left="5040" w:hanging="360"/>
+      </w:pPr>
+      <w:rPr>
+        <w:u w:val="none"/>
+      </w:rPr>
+    </w:lvl>
+    <w:lvl w:ilvl="7">
+      <w:start w:val="1"/>
+      <w:numFmt w:val="bullet"/>
+      <w:lvlText w:val="-"/>
+      <w:lvlJc w:val="left"/>
+      <w:pPr>
+        <w:ind w:left="5760" w:hanging="360"/>
+      </w:pPr>
+      <w:rPr>
+        <w:u w:val="none"/>
+      </w:rPr>
+    </w:lvl>
+    <w:lvl w:ilvl="8">
+      <w:start w:val="1"/>
+      <w:numFmt w:val="bullet"/>
+      <w:lvlText w:val="-"/>
+      <w:lvlJc w:val="left"/>
+      <w:pPr>
+        <w:ind w:left="6480" w:hanging="360"/>
+      </w:pPr>
+      <w:rPr>
+        <w:u w:val="none"/>
+      </w:rPr>
+    </w:lvl>
+  </w:abstractNum>
+  <w:abstractNum w:abstractNumId="4">
+    <w:lvl w:ilvl="0">
+      <w:start w:val="1"/>
+      <w:numFmt w:val="bullet"/>
+      <w:lvlText w:val="-"/>
+      <w:lvlJc w:val="left"/>
+      <w:pPr>
+        <w:ind w:left="720" w:hanging="360"/>
+      </w:pPr>
+      <w:rPr>
+        <w:u w:val="none"/>
+      </w:rPr>
+    </w:lvl>
+    <w:lvl w:ilvl="1">
+      <w:start w:val="1"/>
+      <w:numFmt w:val="bullet"/>
+      <w:lvlText w:val="-"/>
+      <w:lvlJc w:val="left"/>
+      <w:pPr>
+        <w:ind w:left="1440" w:hanging="360"/>
+      </w:pPr>
+      <w:rPr>
+        <w:u w:val="none"/>
+      </w:rPr>
+    </w:lvl>
+    <w:lvl w:ilvl="2">
+      <w:start w:val="1"/>
+      <w:numFmt w:val="bullet"/>
+      <w:lvlText w:val="-"/>
+      <w:lvlJc w:val="left"/>
+      <w:pPr>
+        <w:ind w:left="2160" w:hanging="360"/>
+      </w:pPr>
+      <w:rPr>
+        <w:u w:val="none"/>
+      </w:rPr>
+    </w:lvl>
+    <w:lvl w:ilvl="3">
+      <w:start w:val="1"/>
+      <w:numFmt w:val="bullet"/>
+      <w:lvlText w:val="-"/>
+      <w:lvlJc w:val="left"/>
+      <w:pPr>
+        <w:ind w:left="2880" w:hanging="360"/>
+      </w:pPr>
+      <w:rPr>
+        <w:u w:val="none"/>
+      </w:rPr>
+    </w:lvl>
+    <w:lvl w:ilvl="4">
+      <w:start w:val="1"/>
+      <w:numFmt w:val="bullet"/>
+      <w:lvlText w:val="-"/>
+      <w:lvlJc w:val="left"/>
+      <w:pPr>
+        <w:ind w:left="3600" w:hanging="360"/>
+      </w:pPr>
+      <w:rPr>
+        <w:u w:val="none"/>
+      </w:rPr>
+    </w:lvl>
+    <w:lvl w:ilvl="5">
+      <w:start w:val="1"/>
+      <w:numFmt w:val="bullet"/>
+      <w:lvlText w:val="-"/>
+      <w:lvlJc w:val="left"/>
+      <w:pPr>
+        <w:ind w:left="4320" w:hanging="360"/>
+      </w:pPr>
+      <w:rPr>
+        <w:u w:val="none"/>
+      </w:rPr>
+    </w:lvl>
+    <w:lvl w:ilvl="6">
+      <w:start w:val="1"/>
+      <w:numFmt w:val="bullet"/>
+      <w:lvlText w:val="-"/>
+      <w:lvlJc w:val="left"/>
+      <w:pPr>
+        <w:ind w:left="5040" w:hanging="360"/>
+      </w:pPr>
+      <w:rPr>
+        <w:u w:val="none"/>
+      </w:rPr>
+    </w:lvl>
+    <w:lvl w:ilvl="7">
+      <w:start w:val="1"/>
+      <w:numFmt w:val="bullet"/>
+      <w:lvlText w:val="-"/>
+      <w:lvlJc w:val="left"/>
+      <w:pPr>
+        <w:ind w:left="5760" w:hanging="360"/>
+      </w:pPr>
+      <w:rPr>
+        <w:u w:val="none"/>
+      </w:rPr>
+    </w:lvl>
+    <w:lvl w:ilvl="8">
+      <w:start w:val="1"/>
+      <w:numFmt w:val="bullet"/>
+      <w:lvlText w:val="-"/>
+      <w:lvlJc w:val="left"/>
+      <w:pPr>
+        <w:ind w:left="6480" w:hanging="360"/>
+      </w:pPr>
+      <w:rPr>
+        <w:u w:val="none"/>
+      </w:rPr>
+    </w:lvl>
+  </w:abstractNum>
+  <w:abstractNum w:abstractNumId="5">
+    <w:lvl w:ilvl="0">
+      <w:start w:val="1"/>
+      <w:numFmt w:val="decimal"/>
+      <w:lvlText w:val="%1)"/>
+      <w:lvlJc w:val="left"/>
+      <w:pPr>
+        <w:ind w:left="720" w:hanging="360"/>
+      </w:pPr>
+      <w:rPr>
+        <w:u w:val="none"/>
+      </w:rPr>
+    </w:lvl>
+    <w:lvl w:ilvl="1">
+      <w:start w:val="1"/>
+      <w:numFmt w:val="lowerLetter"/>
+      <w:lvlText w:val="%2)"/>
+      <w:lvlJc w:val="left"/>
+      <w:pPr>
+        <w:ind w:left="1440" w:hanging="360"/>
+      </w:pPr>
+      <w:rPr>
+        <w:u w:val="none"/>
+      </w:rPr>
+    </w:lvl>
+    <w:lvl w:ilvl="2">
+      <w:start w:val="1"/>
+      <w:numFmt w:val="lowerRoman"/>
+      <w:lvlText w:val="%3)"/>
+      <w:lvlJc w:val="right"/>
+      <w:pPr>
+        <w:ind w:left="2160" w:hanging="360"/>
+      </w:pPr>
+      <w:rPr>
+        <w:u w:val="none"/>
+      </w:rPr>
+    </w:lvl>
+    <w:lvl w:ilvl="3">
+      <w:start w:val="1"/>
+      <w:numFmt w:val="decimal"/>
+      <w:lvlText w:val="(%4)"/>
+      <w:lvlJc w:val="left"/>
+      <w:pPr>
+        <w:ind w:left="2880" w:hanging="360"/>
+      </w:pPr>
+      <w:rPr>
+        <w:u w:val="none"/>
+      </w:rPr>
+    </w:lvl>
+    <w:lvl w:ilvl="4">
+      <w:start w:val="1"/>
+      <w:numFmt w:val="lowerLetter"/>
+      <w:lvlText w:val="(%5)"/>
+      <w:lvlJc w:val="left"/>
+      <w:pPr>
+        <w:ind w:left="3600" w:hanging="360"/>
+      </w:pPr>
+      <w:rPr>
+        <w:u w:val="none"/>
+      </w:rPr>
+    </w:lvl>
+    <w:lvl w:ilvl="5">
+      <w:start w:val="1"/>
+      <w:numFmt w:val="lowerRoman"/>
+      <w:lvlText w:val="(%6)"/>
+      <w:lvlJc w:val="right"/>
+      <w:pPr>
+        <w:ind w:left="4320" w:hanging="360"/>
+      </w:pPr>
+      <w:rPr>
+        <w:u w:val="none"/>
+      </w:rPr>
+    </w:lvl>
+    <w:lvl w:ilvl="6">
+      <w:start w:val="1"/>
+      <w:numFmt w:val="decimal"/>
+      <w:lvlText w:val="%7."/>
+      <w:lvlJc w:val="left"/>
+      <w:pPr>
+        <w:ind w:left="5040" w:hanging="360"/>
+      </w:pPr>
+      <w:rPr>
+        <w:u w:val="none"/>
+      </w:rPr>
+    </w:lvl>
+    <w:lvl w:ilvl="7">
+      <w:start w:val="1"/>
+      <w:numFmt w:val="lowerLetter"/>
+      <w:lvlText w:val="%8."/>
+      <w:lvlJc w:val="left"/>
+      <w:pPr>
+        <w:ind w:left="5760" w:hanging="360"/>
+      </w:pPr>
+      <w:rPr>
+        <w:u w:val="none"/>
+      </w:rPr>
+    </w:lvl>
+    <w:lvl w:ilvl="8">
+      <w:start w:val="1"/>
+      <w:numFmt w:val="lowerRoman"/>
+      <w:lvlText w:val="%9."/>
+      <w:lvlJc w:val="right"/>
+      <w:pPr>
+        <w:ind w:left="6480" w:hanging="360"/>
+      </w:pPr>
+      <w:rPr>
+        <w:u w:val="none"/>
+      </w:rPr>
+    </w:lvl>
+  </w:abstractNum>
+  <w:abstractNum w:abstractNumId="6">
+    <w:lvl w:ilvl="0">
+      <w:start w:val="1"/>
+      <w:numFmt w:val="bullet"/>
+      <w:lvlText w:val="-"/>
+      <w:lvlJc w:val="left"/>
+      <w:pPr>
+        <w:ind w:left="720" w:hanging="360"/>
+      </w:pPr>
+      <w:rPr>
+        <w:u w:val="none"/>
+      </w:rPr>
+    </w:lvl>
+    <w:lvl w:ilvl="1">
+      <w:start w:val="1"/>
+      <w:numFmt w:val="bullet"/>
+      <w:lvlText w:val="-"/>
+      <w:lvlJc w:val="left"/>
+      <w:pPr>
+        <w:ind w:left="1440" w:hanging="360"/>
+      </w:pPr>
+      <w:rPr>
+        <w:u w:val="none"/>
+      </w:rPr>
+    </w:lvl>
+    <w:lvl w:ilvl="2">
+      <w:start w:val="1"/>
+      <w:numFmt w:val="bullet"/>
+      <w:lvlText w:val="-"/>
+      <w:lvlJc w:val="left"/>
+      <w:pPr>
+        <w:ind w:left="2160" w:hanging="360"/>
+      </w:pPr>
+      <w:rPr>
+        <w:u w:val="none"/>
+      </w:rPr>
+    </w:lvl>
+    <w:lvl w:ilvl="3">
+      <w:start w:val="1"/>
+      <w:numFmt w:val="bullet"/>
+      <w:lvlText w:val="-"/>
+      <w:lvlJc w:val="left"/>
+      <w:pPr>
+        <w:ind w:left="2880" w:hanging="360"/>
+      </w:pPr>
+      <w:rPr>
+        <w:u w:val="none"/>
+      </w:rPr>
+    </w:lvl>
+    <w:lvl w:ilvl="4">
+      <w:start w:val="1"/>
+      <w:numFmt w:val="bullet"/>
+      <w:lvlText w:val="-"/>
+      <w:lvlJc w:val="left"/>
+      <w:pPr>
+        <w:ind w:left="3600" w:hanging="360"/>
+      </w:pPr>
+      <w:rPr>
+        <w:u w:val="none"/>
+      </w:rPr>
+    </w:lvl>
+    <w:lvl w:ilvl="5">
+      <w:start w:val="1"/>
+      <w:numFmt w:val="bullet"/>
+      <w:lvlText w:val="-"/>
+      <w:lvlJc w:val="left"/>
+      <w:pPr>
+        <w:ind w:left="4320" w:hanging="360"/>
+      </w:pPr>
+      <w:rPr>
+        <w:u w:val="none"/>
+      </w:rPr>
+    </w:lvl>
+    <w:lvl w:ilvl="6">
+      <w:start w:val="1"/>
+      <w:numFmt w:val="bullet"/>
+      <w:lvlText w:val="-"/>
+      <w:lvlJc w:val="left"/>
+      <w:pPr>
+        <w:ind w:left="5040" w:hanging="360"/>
+      </w:pPr>
+      <w:rPr>
+        <w:u w:val="none"/>
+      </w:rPr>
+    </w:lvl>
+    <w:lvl w:ilvl="7">
+      <w:start w:val="1"/>
+      <w:numFmt w:val="bullet"/>
+      <w:lvlText w:val="-"/>
+      <w:lvlJc w:val="left"/>
+      <w:pPr>
+        <w:ind w:left="5760" w:hanging="360"/>
+      </w:pPr>
+      <w:rPr>
+        <w:u w:val="none"/>
+      </w:rPr>
+    </w:lvl>
+    <w:lvl w:ilvl="8">
+      <w:start w:val="1"/>
+      <w:numFmt w:val="bullet"/>
+      <w:lvlText w:val="-"/>
+      <w:lvlJc w:val="left"/>
+      <w:pPr>
+        <w:ind w:left="6480" w:hanging="360"/>
+      </w:pPr>
+      <w:rPr>
+        <w:u w:val="none"/>
+      </w:rPr>
+    </w:lvl>
+  </w:abstractNum>
+  <w:num w:numId="1">
+    <w:abstractNumId w:val="1"/>
+  </w:num>
+  <w:num w:numId="2">
+    <w:abstractNumId w:val="2"/>
+  </w:num>
+  <w:num w:numId="3">
+    <w:abstractNumId w:val="3"/>
+  </w:num>
+  <w:num w:numId="4">
+    <w:abstractNumId w:val="4"/>
+  </w:num>
+  <w:num w:numId="5">
+    <w:abstractNumId w:val="5"/>
+  </w:num>
+  <w:num w:numId="6">
+    <w:abstractNumId w:val="6"/>
+  </w:num>
+</w:numbering>
 </file>
 
 <file path=word/styles.xml><?xml version="1.0" encoding="utf-8"?>
-<w:styles xmlns:mc="http://schemas.openxmlformats.org/markup-compatibility/2006" xmlns:o="urn:schemas-microsoft-com:office:office" xmlns:r="http://schemas.openxmlformats.org/officeDocument/2006/relationships" xmlns:m="http://schemas.openxmlformats.org/officeDocument/2006/math" xmlns:v="urn:schemas-microsoft-com:vml" xmlns:wp="http://schemas.openxmlformats.org/drawingml/2006/wordprocessingDrawing" xmlns:w10="urn:schemas-microsoft-com:office:word" xmlns:w="http://schemas.openxmlformats.org/wordprocessingml/2006/main" xmlns:wne="http://schemas.microsoft.com/office/word/2006/wordml" xmlns:sl="http://schemas.openxmlformats.org/schemaLibrary/2006/main" xmlns:a="http://schemas.openxmlformats.org/drawingml/2006/main" xmlns:pic="http://schemas.openxmlformats.org/drawingml/2006/picture" xmlns:c="http://schemas.openxmlformats.org/drawingml/2006/chart" xmlns:lc="http://schemas.openxmlformats.org/drawingml/2006/lockedCanvas" xmlns:dgm="http://schemas.openxmlformats.org/drawingml/2006/diagram" xmlns:wps="http://schemas.microsoft.com/office/word/2010/wordprocessingShape" xmlns:wpg="http://schemas.microsoft.com/office/word/2010/wordprocessingGroup" xmlns:w14="http://schemas.microsoft.com/office/word/2010/wordml" xmlns:w15="http://schemas.microsoft.com/office/word/2012/wordml">
+<w:styles xmlns:mc="http://schemas.openxmlformats.org/markup-compatibility/2006" xmlns:o="urn:schemas-microsoft-com:office:office" xmlns:r="http://schemas.openxmlformats.org/officeDocument/2006/relationships" xmlns:m="http://schemas.openxmlformats.org/officeDocument/2006/math" xmlns:v="urn:schemas-microsoft-com:vml" xmlns:wp="http://schemas.openxmlformats.org/drawingml/2006/wordprocessingDrawing" xmlns:w10="urn:schemas-microsoft-com:office:word" xmlns:w="http://schemas.openxmlformats.org/wordprocessingml/2006/main" xmlns:wne="http://schemas.microsoft.com/office/word/2006/wordml" xmlns:sl="http://schemas.openxmlformats.org/schemaLibrary/2006/main" xmlns:a="http://schemas.openxmlformats.org/drawingml/2006/main" xmlns:pic="http://schemas.openxmlformats.org/drawingml/2006/picture" xmlns:c="http://schemas.openxmlformats.org/drawingml/2006/chart" xmlns:lc="http://schemas.openxmlformats.org/drawingml/2006/lockedCanvas" xmlns:dgm="http://schemas.openxmlformats.org/drawingml/2006/diagram" xmlns:wps="http://schemas.microsoft.com/office/word/2010/wordprocessingShape" xmlns:wpg="http://schemas.microsoft.com/office/word/2010/wordprocessingGroup" xmlns:w14="http://schemas.microsoft.com/office/word/2010/wordml" xmlns:w15="http://schemas.microsoft.com/office/word/2012/wordml" xmlns:w16="http://schemas.microsoft.com/office/word/2018/wordml" xmlns:w16cex="http://schemas.microsoft.com/office/word/2018/wordml/cex" xmlns:w16cid="http://schemas.microsoft.com/office/word/2016/wordml/cid" xmlns="http://schemas.microsoft.com/office/tasks/2019/documenttasks" xmlns:cr="http://schemas.microsoft.com/office/comments/2020/reactions">
   <w:docDefaults>
     <w:rPrDefault>
       <w:rPr>
@@ -3835,11 +4644,19 @@
       </w:pPr>
     </w:pPrDefault>
   </w:docDefaults>
+  <w:style w:type="table" w:styleId="TableNormal" w:default="1">
+    <w:name w:val="TableNormal"/>
+    <w:tblPr>
+      <w:tblCellMar>
+        <w:top w:w="100.0" w:type="dxa"/>
+        <w:left w:w="100.0" w:type="dxa"/>
+        <w:bottom w:w="100.0" w:type="dxa"/>
+        <w:right w:w="100.0" w:type="dxa"/>
+      </w:tblCellMar>
+    </w:tblPr>
+  </w:style>
   <w:style w:type="paragraph" w:styleId="Normal" w:default="1">
     <w:name w:val="normal"/>
-  </w:style>
-  <w:style w:type="table" w:styleId="TableNormal" w:default="1">
-    <w:name w:val="Table Normal"/>
   </w:style>
   <w:style w:type="paragraph" w:styleId="Heading1">
     <w:name w:val="heading 1"/>
@@ -3853,6 +4670,7 @@
     <w:rPr>
       <w:rFonts w:ascii="Cambria" w:cs="Cambria" w:eastAsia="Cambria" w:hAnsi="Cambria"/>
       <w:b w:val="1"/>
+      <w:bCs w:val="1"/>
       <w:color w:val="366091"/>
       <w:sz w:val="28"/>
       <w:szCs w:val="28"/>
@@ -3870,6 +4688,7 @@
     <w:rPr>
       <w:rFonts w:ascii="Cambria" w:cs="Cambria" w:eastAsia="Cambria" w:hAnsi="Cambria"/>
       <w:b w:val="1"/>
+      <w:bCs w:val="1"/>
       <w:color w:val="4f81bd"/>
       <w:sz w:val="26"/>
       <w:szCs w:val="26"/>
@@ -3889,7 +4708,9 @@
     <w:rPr>
       <w:rFonts w:ascii="Arial" w:cs="Arial" w:eastAsia="Arial" w:hAnsi="Arial"/>
       <w:b w:val="0"/>
+      <w:bCs w:val="0"/>
       <w:i w:val="1"/>
+      <w:iCs w:val="1"/>
       <w:color w:val="000000"/>
       <w:sz w:val="20"/>
       <w:szCs w:val="20"/>
@@ -3909,6 +4730,7 @@
     <w:rPr>
       <w:rFonts w:ascii="Arial" w:cs="Arial" w:eastAsia="Arial" w:hAnsi="Arial"/>
       <w:b w:val="0"/>
+      <w:bCs w:val="0"/>
       <w:color w:val="000000"/>
       <w:sz w:val="20"/>
       <w:szCs w:val="20"/>
@@ -3941,6 +4763,7 @@
     <w:rPr>
       <w:rFonts w:ascii="Verdana" w:cs="Verdana" w:eastAsia="Verdana" w:hAnsi="Verdana"/>
       <w:i w:val="1"/>
+      <w:iCs w:val="1"/>
     </w:rPr>
   </w:style>
   <w:style w:type="paragraph" w:styleId="Title">
@@ -3954,148 +4777,9 @@
     <w:rPr>
       <w:rFonts w:ascii="Arial" w:cs="Arial" w:eastAsia="Arial" w:hAnsi="Arial"/>
       <w:b w:val="1"/>
+      <w:bCs w:val="1"/>
       <w:sz w:val="36"/>
       <w:szCs w:val="36"/>
-    </w:rPr>
-  </w:style>
-  <w:style w:type="paragraph" w:styleId="Normal" w:default="1">
-    <w:name w:val="Normal"/>
-    <w:qFormat w:val="1"/>
-    <w:rsid w:val="002C589F"/>
-  </w:style>
-  <w:style w:type="paragraph" w:styleId="Ttulo1">
-    <w:name w:val="heading 1"/>
-    <w:basedOn w:val="Normal"/>
-    <w:next w:val="Normal"/>
-    <w:link w:val="Ttulo1Car"/>
-    <w:qFormat w:val="1"/>
-    <w:rsid w:val="00616CDB"/>
-    <w:pPr>
-      <w:keepNext w:val="1"/>
-      <w:keepLines w:val="1"/>
-      <w:spacing w:after="0" w:before="480"/>
-      <w:outlineLvl w:val="0"/>
-    </w:pPr>
-    <w:rPr>
-      <w:rFonts w:asciiTheme="majorHAnsi" w:cstheme="majorBidi" w:eastAsiaTheme="majorEastAsia" w:hAnsiTheme="majorHAnsi"/>
-      <w:b w:val="1"/>
-      <w:bCs w:val="1"/>
-      <w:color w:val="365f91" w:themeColor="accent1" w:themeShade="0000BF"/>
-      <w:sz w:val="28"/>
-      <w:szCs w:val="28"/>
-    </w:rPr>
-  </w:style>
-  <w:style w:type="paragraph" w:styleId="Ttulo2">
-    <w:name w:val="heading 2"/>
-    <w:basedOn w:val="Normal"/>
-    <w:next w:val="Normal"/>
-    <w:link w:val="Ttulo2Car"/>
-    <w:unhideWhenUsed w:val="1"/>
-    <w:qFormat w:val="1"/>
-    <w:rsid w:val="00616CDB"/>
-    <w:pPr>
-      <w:keepNext w:val="1"/>
-      <w:keepLines w:val="1"/>
-      <w:spacing w:after="0" w:before="200"/>
-      <w:outlineLvl w:val="1"/>
-    </w:pPr>
-    <w:rPr>
-      <w:rFonts w:asciiTheme="majorHAnsi" w:cstheme="majorBidi" w:eastAsiaTheme="majorEastAsia" w:hAnsiTheme="majorHAnsi"/>
-      <w:b w:val="1"/>
-      <w:bCs w:val="1"/>
-      <w:color w:val="4f81bd" w:themeColor="accent1"/>
-      <w:sz w:val="26"/>
-      <w:szCs w:val="26"/>
-    </w:rPr>
-  </w:style>
-  <w:style w:type="paragraph" w:styleId="Ttulo3">
-    <w:name w:val="heading 3"/>
-    <w:basedOn w:val="Ttulo1"/>
-    <w:next w:val="Normal"/>
-    <w:link w:val="Ttulo3Car"/>
-    <w:qFormat w:val="1"/>
-    <w:rsid w:val="000A2611"/>
-    <w:pPr>
-      <w:keepLines w:val="0"/>
-      <w:widowControl w:val="0"/>
-      <w:spacing w:after="60" w:before="120" w:line="240" w:lineRule="atLeast"/>
-      <w:jc w:val="both"/>
-      <w:outlineLvl w:val="2"/>
-    </w:pPr>
-    <w:rPr>
-      <w:rFonts w:ascii="Arial" w:cs="Times New Roman" w:eastAsia="Times New Roman" w:hAnsi="Arial"/>
-      <w:b w:val="0"/>
-      <w:bCs w:val="0"/>
-      <w:i w:val="1"/>
-      <w:color w:val="auto"/>
-      <w:sz w:val="20"/>
-      <w:szCs w:val="20"/>
-      <w:lang w:val="en-US"/>
-    </w:rPr>
-  </w:style>
-  <w:style w:type="paragraph" w:styleId="Ttulo4">
-    <w:name w:val="heading 4"/>
-    <w:basedOn w:val="Ttulo1"/>
-    <w:next w:val="Normal"/>
-    <w:link w:val="Ttulo4Car"/>
-    <w:qFormat w:val="1"/>
-    <w:rsid w:val="000A2611"/>
-    <w:pPr>
-      <w:keepLines w:val="0"/>
-      <w:widowControl w:val="0"/>
-      <w:spacing w:after="60" w:before="120" w:line="240" w:lineRule="atLeast"/>
-      <w:jc w:val="both"/>
-      <w:outlineLvl w:val="3"/>
-    </w:pPr>
-    <w:rPr>
-      <w:rFonts w:ascii="Arial" w:cs="Times New Roman" w:eastAsia="Times New Roman" w:hAnsi="Arial"/>
-      <w:b w:val="0"/>
-      <w:bCs w:val="0"/>
-      <w:color w:val="auto"/>
-      <w:sz w:val="20"/>
-      <w:szCs w:val="20"/>
-      <w:lang w:val="en-US"/>
-    </w:rPr>
-  </w:style>
-  <w:style w:type="paragraph" w:styleId="Ttulo5">
-    <w:name w:val="heading 5"/>
-    <w:basedOn w:val="Normal"/>
-    <w:next w:val="Normal"/>
-    <w:link w:val="Ttulo5Car"/>
-    <w:qFormat w:val="1"/>
-    <w:rsid w:val="000A2611"/>
-    <w:pPr>
-      <w:widowControl w:val="0"/>
-      <w:spacing w:after="60" w:before="240" w:line="240" w:lineRule="atLeast"/>
-      <w:ind w:left="2880"/>
-      <w:jc w:val="both"/>
-      <w:outlineLvl w:val="4"/>
-    </w:pPr>
-    <w:rPr>
-      <w:rFonts w:ascii="Verdana" w:cs="Times New Roman" w:eastAsia="Times New Roman" w:hAnsi="Verdana"/>
-      <w:szCs w:val="20"/>
-      <w:lang w:val="en-US"/>
-    </w:rPr>
-  </w:style>
-  <w:style w:type="paragraph" w:styleId="Ttulo6">
-    <w:name w:val="heading 6"/>
-    <w:basedOn w:val="Normal"/>
-    <w:next w:val="Normal"/>
-    <w:link w:val="Ttulo6Car"/>
-    <w:qFormat w:val="1"/>
-    <w:rsid w:val="000A2611"/>
-    <w:pPr>
-      <w:widowControl w:val="0"/>
-      <w:spacing w:after="60" w:before="240" w:line="240" w:lineRule="atLeast"/>
-      <w:ind w:left="2880"/>
-      <w:jc w:val="both"/>
-      <w:outlineLvl w:val="5"/>
-    </w:pPr>
-    <w:rPr>
-      <w:rFonts w:ascii="Verdana" w:cs="Times New Roman" w:eastAsia="Times New Roman" w:hAnsi="Verdana"/>
-      <w:i w:val="1"/>
-      <w:szCs w:val="20"/>
-      <w:lang w:val="en-US"/>
     </w:rPr>
   </w:style>
   <w:style w:type="paragraph" w:styleId="Ttulo7">
@@ -4191,6 +4875,17 @@
     <w:semiHidden w:val="1"/>
     <w:unhideWhenUsed w:val="1"/>
   </w:style>
+  <w:style w:type="table" w:styleId="TableNormal" w:customStyle="1">
+    <w:name w:val="Table Normal"/>
+    <w:tblPr>
+      <w:tblCellMar>
+        <w:top w:w="0.0" w:type="dxa"/>
+        <w:left w:w="0.0" w:type="dxa"/>
+        <w:bottom w:w="0.0" w:type="dxa"/>
+        <w:right w:w="0.0" w:type="dxa"/>
+      </w:tblCellMar>
+    </w:tblPr>
+  </w:style>
   <w:style w:type="paragraph" w:styleId="Prrafodelista">
     <w:name w:val="List Paragraph"/>
     <w:basedOn w:val="Normal"/>
@@ -4215,7 +4910,6 @@
       <w:rFonts w:ascii="Times New Roman" w:cs="Times New Roman" w:eastAsia="Times New Roman" w:hAnsi="Times New Roman"/>
       <w:sz w:val="24"/>
       <w:szCs w:val="24"/>
-      <w:lang w:eastAsia="es-CL"/>
     </w:rPr>
   </w:style>
   <w:style w:type="table" w:styleId="Tablaconcuadrcula">
@@ -4309,25 +5003,6 @@
       <w:rFonts w:ascii="Tahoma" w:cs="Tahoma" w:hAnsi="Tahoma"/>
       <w:sz w:val="16"/>
       <w:szCs w:val="16"/>
-    </w:rPr>
-  </w:style>
-  <w:style w:type="paragraph" w:styleId="Ttulo">
-    <w:name w:val="Title"/>
-    <w:basedOn w:val="Normal"/>
-    <w:link w:val="TtuloCar"/>
-    <w:qFormat w:val="1"/>
-    <w:rsid w:val="005F3456"/>
-    <w:pPr>
-      <w:spacing w:after="0" w:line="240" w:lineRule="auto"/>
-      <w:jc w:val="center"/>
-    </w:pPr>
-    <w:rPr>
-      <w:rFonts w:ascii="Arial" w:cs="Arial" w:eastAsia="Times New Roman" w:hAnsi="Arial"/>
-      <w:b w:val="1"/>
-      <w:bCs w:val="1"/>
-      <w:sz w:val="36"/>
-      <w:szCs w:val="36"/>
-      <w:lang w:eastAsia="es-ES" w:val="es-ES"/>
     </w:rPr>
   </w:style>
   <w:style w:type="character" w:styleId="TtuloCar" w:customStyle="1">
@@ -4624,6 +5299,80 @@
       <w:lang w:val="en-US"/>
     </w:rPr>
   </w:style>
+  <w:style w:type="table" w:styleId="a" w:customStyle="1">
+    <w:basedOn w:val="TableNormal"/>
+    <w:pPr>
+      <w:spacing w:after="0" w:line="240" w:lineRule="auto"/>
+    </w:pPr>
+    <w:tblPr>
+      <w:tblStyleRowBandSize w:val="1"/>
+      <w:tblStyleColBandSize w:val="1"/>
+      <w:tblCellMar>
+        <w:top w:w="0.0" w:type="dxa"/>
+        <w:left w:w="108.0" w:type="dxa"/>
+        <w:bottom w:w="0.0" w:type="dxa"/>
+        <w:right w:w="108.0" w:type="dxa"/>
+      </w:tblCellMar>
+    </w:tblPr>
+  </w:style>
+  <w:style w:type="table" w:styleId="a0" w:customStyle="1">
+    <w:basedOn w:val="TableNormal"/>
+    <w:tblPr>
+      <w:tblStyleRowBandSize w:val="1"/>
+      <w:tblStyleColBandSize w:val="1"/>
+      <w:tblCellMar>
+        <w:top w:w="0.0" w:type="dxa"/>
+        <w:left w:w="115.0" w:type="dxa"/>
+        <w:bottom w:w="0.0" w:type="dxa"/>
+        <w:right w:w="115.0" w:type="dxa"/>
+      </w:tblCellMar>
+    </w:tblPr>
+  </w:style>
+  <w:style w:type="table" w:styleId="a1" w:customStyle="1">
+    <w:basedOn w:val="TableNormal"/>
+    <w:tblPr>
+      <w:tblStyleRowBandSize w:val="1"/>
+      <w:tblStyleColBandSize w:val="1"/>
+      <w:tblCellMar>
+        <w:top w:w="0.0" w:type="dxa"/>
+        <w:left w:w="115.0" w:type="dxa"/>
+        <w:bottom w:w="0.0" w:type="dxa"/>
+        <w:right w:w="115.0" w:type="dxa"/>
+      </w:tblCellMar>
+    </w:tblPr>
+  </w:style>
+  <w:style w:type="table" w:styleId="a2" w:customStyle="1">
+    <w:basedOn w:val="TableNormal"/>
+    <w:pPr>
+      <w:spacing w:after="0" w:line="240" w:lineRule="auto"/>
+    </w:pPr>
+    <w:tblPr>
+      <w:tblStyleRowBandSize w:val="1"/>
+      <w:tblStyleColBandSize w:val="1"/>
+      <w:tblCellMar>
+        <w:top w:w="0.0" w:type="dxa"/>
+        <w:left w:w="108.0" w:type="dxa"/>
+        <w:bottom w:w="0.0" w:type="dxa"/>
+        <w:right w:w="108.0" w:type="dxa"/>
+      </w:tblCellMar>
+    </w:tblPr>
+  </w:style>
+  <w:style w:type="table" w:styleId="a3" w:customStyle="1">
+    <w:basedOn w:val="TableNormal"/>
+    <w:pPr>
+      <w:spacing w:after="0" w:line="240" w:lineRule="auto"/>
+    </w:pPr>
+    <w:tblPr>
+      <w:tblStyleRowBandSize w:val="1"/>
+      <w:tblStyleColBandSize w:val="1"/>
+      <w:tblCellMar>
+        <w:top w:w="0.0" w:type="dxa"/>
+        <w:left w:w="108.0" w:type="dxa"/>
+        <w:bottom w:w="0.0" w:type="dxa"/>
+        <w:right w:w="108.0" w:type="dxa"/>
+      </w:tblCellMar>
+    </w:tblPr>
+  </w:style>
   <w:style w:type="paragraph" w:styleId="Subtitle">
     <w:name w:val="Subtitle"/>
     <w:basedOn w:val="Normal"/>
@@ -4631,12 +5380,12 @@
     <w:pPr>
       <w:keepNext w:val="1"/>
       <w:keepLines w:val="1"/>
-      <w:pageBreakBefore w:val="0"/>
       <w:spacing w:after="80" w:before="360" w:lineRule="auto"/>
     </w:pPr>
     <w:rPr>
       <w:rFonts w:ascii="Georgia" w:cs="Georgia" w:eastAsia="Georgia" w:hAnsi="Georgia"/>
       <w:i w:val="1"/>
+      <w:iCs w:val="1"/>
       <w:color w:val="666666"/>
       <w:sz w:val="48"/>
       <w:szCs w:val="48"/>
@@ -5005,8 +5754,8 @@
 </file>
 
 <file path=customXML/item1.xml><?xml version="1.0" encoding="utf-8"?>
-<go:gDocsCustomXmlDataStorage xmlns:go="http://customooxmlschemas.google.com/" xmlns:r="http://schemas.openxmlformats.org/officeDocument/2006/relationships">
-  <go:docsCustomData xmlns:go="http://customooxmlschemas.google.com/" roundtripDataSignature="AMtx7mgXRPQHjtKsk9aqlfOH4M5FWCylBQ==">AMUW2mWr0YNQPSRcJoHPfftvn4UCv92S2VA+iybPNfePEei4PEgPD7hYoyxNKMgA8e5ATgK1bMJ+aEyHgee2LZkN/L4oOd3rK2c9Ma6fMUvJg0txno1p1uHHISeiIsAlRALv5tsHapoL7S6YxXi8EWR7aXRo7V1HNOJ5oq4a3na2XXpoYlueaRiKx8ev9qpcBHYUxj7tM3r+IWWQIzIshOZSSlq3gJVVzA==</go:docsCustomData>
+<go:gDocsCustomXmlDataStorage xmlns:go="http://customooxmlschemas.google.com/" xmlns:r="http://schemas.openxmlformats.org/officeDocument/2006/relationships" uri="GoogleDocsCustomDataVersion2">
+  <go:docsCustomData xmlns:go="http://customooxmlschemas.google.com/" roundtripDataSignature="AMtx7mgB/e3OFlw3rKeODiW1p8J0Ki54VQ==">CgMxLjAyCGguZ2pkZ3hzMgloLjMwajB6bGwyCWguMWZvYjl0ZTIOaC51M29icGc5bm03NmgyCWguM3pueXNoNzIOaC5ya2pwZWx4eTRoejMyCWguMmV0OTJwMDIOaC51bWIzM3dnOWwzYmcyCGgudHlqY3d0MgloLjNkeTZ2a204AHIhMXRSVXVGTGhIUWJJeDA1eGZ5NVlfdGhKSng0dmlzYURJ</go:docsCustomData>
 </go:gDocsCustomXmlDataStorage>
 </file>
 
